--- a/documents/word/05_CapEx.docx
+++ b/documents/word/05_CapEx.docx
@@ -19,6 +19,7 @@
           <w14:ligatures w14:val="none"/>
         </w:rPr>
       </w:pPr>
+      <w:bookmarkStart w:id="0" w:name="_Toc224152860"/>
       <w:r>
         <w:rPr>
           <w:rFonts w:ascii="Times New Roman" w:eastAsia="Times New Roman" w:hAnsi="Times New Roman" w:cs="Times New Roman"/>
@@ -58,7 +59,1655 @@
         </w:rPr>
         <w:t>05_CapEx_Projects</w:t>
       </w:r>
-    </w:p>
+      <w:bookmarkEnd w:id="0"/>
+    </w:p>
+    <w:p>
+      <w:pPr>
+        <w:rPr>
+          <w:rFonts w:ascii="Times New Roman" w:eastAsia="Times New Roman" w:hAnsi="Times New Roman" w:cs="Times New Roman"/>
+          <w:b/>
+          <w:bCs/>
+          <w:kern w:val="0"/>
+          <w:sz w:val="27"/>
+          <w:szCs w:val="27"/>
+          <w:lang w:val="en-GB" w:eastAsia="en-GB" w:bidi="ar-SA"/>
+          <w14:ligatures w14:val="none"/>
+        </w:rPr>
+      </w:pPr>
+      <w:r>
+        <w:rPr>
+          <w:rFonts w:ascii="Times New Roman" w:eastAsia="Times New Roman" w:hAnsi="Times New Roman" w:cs="Times New Roman"/>
+          <w:b/>
+          <w:bCs/>
+          <w:kern w:val="0"/>
+          <w:sz w:val="27"/>
+          <w:szCs w:val="27"/>
+          <w:lang w:val="en-GB" w:eastAsia="en-GB" w:bidi="ar-SA"/>
+          <w14:ligatures w14:val="none"/>
+        </w:rPr>
+        <w:t xml:space="preserve">Document quality </w:t>
+      </w:r>
+    </w:p>
+    <w:tbl>
+      <w:tblPr>
+        <w:tblStyle w:val="PlainTable1"/>
+        <w:tblW w:w="9085" w:type="dxa"/>
+        <w:tblLook w:val="04A0" w:firstRow="1" w:lastRow="0" w:firstColumn="1" w:lastColumn="0" w:noHBand="0" w:noVBand="1"/>
+      </w:tblPr>
+      <w:tblGrid>
+        <w:gridCol w:w="2605"/>
+        <w:gridCol w:w="6480"/>
+      </w:tblGrid>
+      <w:tr>
+        <w:trPr>
+          <w:cnfStyle w:val="100000000000" w:firstRow="1" w:lastRow="0" w:firstColumn="0" w:lastColumn="0" w:oddVBand="0" w:evenVBand="0" w:oddHBand="0" w:evenHBand="0" w:firstRowFirstColumn="0" w:firstRowLastColumn="0" w:lastRowFirstColumn="0" w:lastRowLastColumn="0"/>
+        </w:trPr>
+        <w:tc>
+          <w:tcPr>
+            <w:cnfStyle w:val="001000000000" w:firstRow="0" w:lastRow="0" w:firstColumn="1" w:lastColumn="0" w:oddVBand="0" w:evenVBand="0" w:oddHBand="0" w:evenHBand="0" w:firstRowFirstColumn="0" w:firstRowLastColumn="0" w:lastRowFirstColumn="0" w:lastRowLastColumn="0"/>
+            <w:tcW w:w="2605" w:type="dxa"/>
+            <w:shd w:val="clear" w:color="auto" w:fill="0A2F41" w:themeFill="accent1" w:themeFillShade="80"/>
+          </w:tcPr>
+          <w:p>
+            <w:pPr>
+              <w:jc w:val="center"/>
+              <w:rPr>
+                <w:rFonts w:ascii="Times New Roman" w:eastAsia="Times New Roman" w:hAnsi="Times New Roman" w:cs="Times New Roman"/>
+                <w:kern w:val="0"/>
+                <w:sz w:val="24"/>
+                <w:szCs w:val="24"/>
+                <w:lang w:val="en-GB" w:eastAsia="en-GB" w:bidi="ar-SA"/>
+                <w14:ligatures w14:val="none"/>
+              </w:rPr>
+            </w:pPr>
+            <w:r>
+              <w:rPr>
+                <w:rFonts w:ascii="Times New Roman" w:eastAsia="Times New Roman" w:hAnsi="Times New Roman" w:cs="Times New Roman"/>
+                <w:kern w:val="0"/>
+                <w:sz w:val="24"/>
+                <w:szCs w:val="24"/>
+                <w:lang w:val="en-GB" w:eastAsia="en-GB" w:bidi="ar-SA"/>
+                <w14:ligatures w14:val="none"/>
+              </w:rPr>
+              <w:t>Item</w:t>
+            </w:r>
+          </w:p>
+        </w:tc>
+        <w:tc>
+          <w:tcPr>
+            <w:tcW w:w="6480" w:type="dxa"/>
+            <w:shd w:val="clear" w:color="auto" w:fill="0A2F41" w:themeFill="accent1" w:themeFillShade="80"/>
+          </w:tcPr>
+          <w:p>
+            <w:pPr>
+              <w:jc w:val="center"/>
+              <w:cnfStyle w:val="100000000000" w:firstRow="1" w:lastRow="0" w:firstColumn="0" w:lastColumn="0" w:oddVBand="0" w:evenVBand="0" w:oddHBand="0" w:evenHBand="0" w:firstRowFirstColumn="0" w:firstRowLastColumn="0" w:lastRowFirstColumn="0" w:lastRowLastColumn="0"/>
+              <w:rPr>
+                <w:rFonts w:ascii="Times New Roman" w:eastAsia="Times New Roman" w:hAnsi="Times New Roman" w:cs="Times New Roman"/>
+                <w:kern w:val="0"/>
+                <w:sz w:val="24"/>
+                <w:szCs w:val="24"/>
+                <w:lang w:val="en-GB" w:eastAsia="en-GB" w:bidi="ar-SA"/>
+                <w14:ligatures w14:val="none"/>
+              </w:rPr>
+            </w:pPr>
+            <w:r>
+              <w:rPr>
+                <w:rFonts w:ascii="Times New Roman" w:eastAsia="Times New Roman" w:hAnsi="Times New Roman" w:cs="Times New Roman"/>
+                <w:kern w:val="0"/>
+                <w:sz w:val="24"/>
+                <w:szCs w:val="24"/>
+                <w:lang w:val="en-GB" w:eastAsia="en-GB" w:bidi="ar-SA"/>
+                <w14:ligatures w14:val="none"/>
+              </w:rPr>
+              <w:t>Details</w:t>
+            </w:r>
+          </w:p>
+        </w:tc>
+      </w:tr>
+      <w:tr>
+        <w:trPr>
+          <w:cnfStyle w:val="000000100000" w:firstRow="0" w:lastRow="0" w:firstColumn="0" w:lastColumn="0" w:oddVBand="0" w:evenVBand="0" w:oddHBand="1" w:evenHBand="0" w:firstRowFirstColumn="0" w:firstRowLastColumn="0" w:lastRowFirstColumn="0" w:lastRowLastColumn="0"/>
+        </w:trPr>
+        <w:tc>
+          <w:tcPr>
+            <w:cnfStyle w:val="001000000000" w:firstRow="0" w:lastRow="0" w:firstColumn="1" w:lastColumn="0" w:oddVBand="0" w:evenVBand="0" w:oddHBand="0" w:evenHBand="0" w:firstRowFirstColumn="0" w:firstRowLastColumn="0" w:lastRowFirstColumn="0" w:lastRowLastColumn="0"/>
+            <w:tcW w:w="2605" w:type="dxa"/>
+            <w:hideMark/>
+          </w:tcPr>
+          <w:p>
+            <w:pPr>
+              <w:rPr>
+                <w:rFonts w:ascii="Times New Roman" w:eastAsia="Times New Roman" w:hAnsi="Times New Roman" w:cs="Times New Roman"/>
+                <w:kern w:val="0"/>
+                <w:sz w:val="24"/>
+                <w:szCs w:val="24"/>
+                <w:lang w:val="en-GB" w:eastAsia="en-GB" w:bidi="ar-SA"/>
+                <w14:ligatures w14:val="none"/>
+              </w:rPr>
+            </w:pPr>
+            <w:r>
+              <w:rPr>
+                <w:rFonts w:ascii="Times New Roman" w:eastAsia="Times New Roman" w:hAnsi="Times New Roman" w:cs="Times New Roman"/>
+                <w:kern w:val="0"/>
+                <w:sz w:val="24"/>
+                <w:szCs w:val="24"/>
+                <w:lang w:val="en-GB" w:eastAsia="en-GB" w:bidi="ar-SA"/>
+                <w14:ligatures w14:val="none"/>
+              </w:rPr>
+              <w:t>Organization</w:t>
+            </w:r>
+          </w:p>
+        </w:tc>
+        <w:tc>
+          <w:tcPr>
+            <w:tcW w:w="6480" w:type="dxa"/>
+            <w:hideMark/>
+          </w:tcPr>
+          <w:p>
+            <w:pPr>
+              <w:cnfStyle w:val="000000100000" w:firstRow="0" w:lastRow="0" w:firstColumn="0" w:lastColumn="0" w:oddVBand="0" w:evenVBand="0" w:oddHBand="1" w:evenHBand="0" w:firstRowFirstColumn="0" w:firstRowLastColumn="0" w:lastRowFirstColumn="0" w:lastRowLastColumn="0"/>
+              <w:rPr>
+                <w:rFonts w:ascii="Times New Roman" w:eastAsia="Times New Roman" w:hAnsi="Times New Roman" w:cs="Times New Roman"/>
+                <w:kern w:val="0"/>
+                <w:sz w:val="24"/>
+                <w:szCs w:val="24"/>
+                <w:lang w:val="en-GB" w:eastAsia="en-GB" w:bidi="ar-SA"/>
+                <w14:ligatures w14:val="none"/>
+              </w:rPr>
+            </w:pPr>
+            <w:r>
+              <w:rPr>
+                <w:rFonts w:ascii="Times New Roman" w:eastAsia="Times New Roman" w:hAnsi="Times New Roman" w:cs="Times New Roman"/>
+                <w:kern w:val="0"/>
+                <w:sz w:val="24"/>
+                <w:szCs w:val="24"/>
+                <w:lang w:val="en-GB" w:eastAsia="en-GB" w:bidi="ar-SA"/>
+                <w14:ligatures w14:val="none"/>
+              </w:rPr>
+              <w:t>RAM Governance Portal</w:t>
+            </w:r>
+          </w:p>
+        </w:tc>
+      </w:tr>
+      <w:tr>
+        <w:tc>
+          <w:tcPr>
+            <w:cnfStyle w:val="001000000000" w:firstRow="0" w:lastRow="0" w:firstColumn="1" w:lastColumn="0" w:oddVBand="0" w:evenVBand="0" w:oddHBand="0" w:evenHBand="0" w:firstRowFirstColumn="0" w:firstRowLastColumn="0" w:lastRowFirstColumn="0" w:lastRowLastColumn="0"/>
+            <w:tcW w:w="2605" w:type="dxa"/>
+            <w:hideMark/>
+          </w:tcPr>
+          <w:p>
+            <w:pPr>
+              <w:rPr>
+                <w:rFonts w:ascii="Times New Roman" w:eastAsia="Times New Roman" w:hAnsi="Times New Roman" w:cs="Times New Roman"/>
+                <w:kern w:val="0"/>
+                <w:sz w:val="24"/>
+                <w:szCs w:val="24"/>
+                <w:lang w:val="en-GB" w:eastAsia="en-GB" w:bidi="ar-SA"/>
+                <w14:ligatures w14:val="none"/>
+              </w:rPr>
+            </w:pPr>
+            <w:r>
+              <w:rPr>
+                <w:rFonts w:ascii="Times New Roman" w:eastAsia="Times New Roman" w:hAnsi="Times New Roman" w:cs="Times New Roman"/>
+                <w:kern w:val="0"/>
+                <w:sz w:val="24"/>
+                <w:szCs w:val="24"/>
+                <w:lang w:val="en-GB" w:eastAsia="en-GB" w:bidi="ar-SA"/>
+                <w14:ligatures w14:val="none"/>
+              </w:rPr>
+              <w:t>Document Title</w:t>
+            </w:r>
+          </w:p>
+        </w:tc>
+        <w:tc>
+          <w:tcPr>
+            <w:tcW w:w="6480" w:type="dxa"/>
+            <w:hideMark/>
+          </w:tcPr>
+          <w:p>
+            <w:pPr>
+              <w:cnfStyle w:val="000000000000" w:firstRow="0" w:lastRow="0" w:firstColumn="0" w:lastColumn="0" w:oddVBand="0" w:evenVBand="0" w:oddHBand="0" w:evenHBand="0" w:firstRowFirstColumn="0" w:firstRowLastColumn="0" w:lastRowFirstColumn="0" w:lastRowLastColumn="0"/>
+              <w:rPr>
+                <w:rFonts w:ascii="Times New Roman" w:eastAsia="Times New Roman" w:hAnsi="Times New Roman" w:cs="Times New Roman"/>
+                <w:kern w:val="0"/>
+                <w:sz w:val="24"/>
+                <w:szCs w:val="24"/>
+                <w:lang w:val="en-GB" w:eastAsia="en-GB" w:bidi="ar-SA"/>
+                <w14:ligatures w14:val="none"/>
+              </w:rPr>
+            </w:pPr>
+            <w:r>
+              <w:rPr>
+                <w:rFonts w:ascii="Times New Roman" w:eastAsia="Times New Roman" w:hAnsi="Times New Roman" w:cs="Times New Roman"/>
+                <w:kern w:val="0"/>
+                <w:sz w:val="24"/>
+                <w:szCs w:val="24"/>
+                <w:lang w:val="en-GB" w:eastAsia="en-GB" w:bidi="ar-SA"/>
+                <w14:ligatures w14:val="none"/>
+              </w:rPr>
+              <w:t>05_CapEx_Projects</w:t>
+            </w:r>
+          </w:p>
+        </w:tc>
+      </w:tr>
+      <w:tr>
+        <w:trPr>
+          <w:cnfStyle w:val="000000100000" w:firstRow="0" w:lastRow="0" w:firstColumn="0" w:lastColumn="0" w:oddVBand="0" w:evenVBand="0" w:oddHBand="1" w:evenHBand="0" w:firstRowFirstColumn="0" w:firstRowLastColumn="0" w:lastRowFirstColumn="0" w:lastRowLastColumn="0"/>
+        </w:trPr>
+        <w:tc>
+          <w:tcPr>
+            <w:cnfStyle w:val="001000000000" w:firstRow="0" w:lastRow="0" w:firstColumn="1" w:lastColumn="0" w:oddVBand="0" w:evenVBand="0" w:oddHBand="0" w:evenHBand="0" w:firstRowFirstColumn="0" w:firstRowLastColumn="0" w:lastRowFirstColumn="0" w:lastRowLastColumn="0"/>
+            <w:tcW w:w="2605" w:type="dxa"/>
+            <w:hideMark/>
+          </w:tcPr>
+          <w:p>
+            <w:pPr>
+              <w:rPr>
+                <w:rFonts w:ascii="Times New Roman" w:eastAsia="Times New Roman" w:hAnsi="Times New Roman" w:cs="Times New Roman"/>
+                <w:kern w:val="0"/>
+                <w:sz w:val="24"/>
+                <w:szCs w:val="24"/>
+                <w:lang w:val="en-GB" w:eastAsia="en-GB" w:bidi="ar-SA"/>
+                <w14:ligatures w14:val="none"/>
+              </w:rPr>
+            </w:pPr>
+            <w:r>
+              <w:rPr>
+                <w:rFonts w:ascii="Times New Roman" w:eastAsia="Times New Roman" w:hAnsi="Times New Roman" w:cs="Times New Roman"/>
+                <w:kern w:val="0"/>
+                <w:sz w:val="24"/>
+                <w:szCs w:val="24"/>
+                <w:lang w:val="en-GB" w:eastAsia="en-GB" w:bidi="ar-SA"/>
+                <w14:ligatures w14:val="none"/>
+              </w:rPr>
+              <w:t>Document Code</w:t>
+            </w:r>
+          </w:p>
+        </w:tc>
+        <w:tc>
+          <w:tcPr>
+            <w:tcW w:w="6480" w:type="dxa"/>
+            <w:hideMark/>
+          </w:tcPr>
+          <w:p>
+            <w:pPr>
+              <w:cnfStyle w:val="000000100000" w:firstRow="0" w:lastRow="0" w:firstColumn="0" w:lastColumn="0" w:oddVBand="0" w:evenVBand="0" w:oddHBand="1" w:evenHBand="0" w:firstRowFirstColumn="0" w:firstRowLastColumn="0" w:lastRowFirstColumn="0" w:lastRowLastColumn="0"/>
+              <w:rPr>
+                <w:rFonts w:ascii="Times New Roman" w:eastAsia="Times New Roman" w:hAnsi="Times New Roman" w:cs="Times New Roman"/>
+                <w:kern w:val="0"/>
+                <w:sz w:val="24"/>
+                <w:szCs w:val="24"/>
+                <w:lang w:val="en-GB" w:eastAsia="en-GB" w:bidi="ar-SA"/>
+                <w14:ligatures w14:val="none"/>
+              </w:rPr>
+            </w:pPr>
+            <w:r>
+              <w:rPr>
+                <w:rFonts w:ascii="Times New Roman" w:eastAsia="Times New Roman" w:hAnsi="Times New Roman" w:cs="Times New Roman"/>
+                <w:kern w:val="0"/>
+                <w:sz w:val="24"/>
+                <w:szCs w:val="24"/>
+                <w:lang w:val="en-GB" w:eastAsia="en-GB" w:bidi="ar-SA"/>
+                <w14:ligatures w14:val="none"/>
+              </w:rPr>
+              <w:t>RAM-PROC-013</w:t>
+            </w:r>
+          </w:p>
+        </w:tc>
+      </w:tr>
+      <w:tr>
+        <w:tc>
+          <w:tcPr>
+            <w:cnfStyle w:val="001000000000" w:firstRow="0" w:lastRow="0" w:firstColumn="1" w:lastColumn="0" w:oddVBand="0" w:evenVBand="0" w:oddHBand="0" w:evenHBand="0" w:firstRowFirstColumn="0" w:firstRowLastColumn="0" w:lastRowFirstColumn="0" w:lastRowLastColumn="0"/>
+            <w:tcW w:w="2605" w:type="dxa"/>
+            <w:hideMark/>
+          </w:tcPr>
+          <w:p>
+            <w:pPr>
+              <w:rPr>
+                <w:rFonts w:ascii="Times New Roman" w:eastAsia="Times New Roman" w:hAnsi="Times New Roman" w:cs="Times New Roman"/>
+                <w:kern w:val="0"/>
+                <w:sz w:val="24"/>
+                <w:szCs w:val="24"/>
+                <w:lang w:val="en-GB" w:eastAsia="en-GB" w:bidi="ar-SA"/>
+                <w14:ligatures w14:val="none"/>
+              </w:rPr>
+            </w:pPr>
+            <w:r>
+              <w:rPr>
+                <w:rFonts w:ascii="Times New Roman" w:eastAsia="Times New Roman" w:hAnsi="Times New Roman" w:cs="Times New Roman"/>
+                <w:kern w:val="0"/>
+                <w:sz w:val="24"/>
+                <w:szCs w:val="24"/>
+                <w:lang w:val="en-GB" w:eastAsia="en-GB" w:bidi="ar-SA"/>
+                <w14:ligatures w14:val="none"/>
+              </w:rPr>
+              <w:t>Process Area</w:t>
+            </w:r>
+          </w:p>
+        </w:tc>
+        <w:tc>
+          <w:tcPr>
+            <w:tcW w:w="6480" w:type="dxa"/>
+            <w:hideMark/>
+          </w:tcPr>
+          <w:p>
+            <w:pPr>
+              <w:cnfStyle w:val="000000000000" w:firstRow="0" w:lastRow="0" w:firstColumn="0" w:lastColumn="0" w:oddVBand="0" w:evenVBand="0" w:oddHBand="0" w:evenHBand="0" w:firstRowFirstColumn="0" w:firstRowLastColumn="0" w:lastRowFirstColumn="0" w:lastRowLastColumn="0"/>
+              <w:rPr>
+                <w:rFonts w:ascii="Times New Roman" w:eastAsia="Times New Roman" w:hAnsi="Times New Roman" w:cs="Times New Roman"/>
+                <w:kern w:val="0"/>
+                <w:sz w:val="24"/>
+                <w:szCs w:val="24"/>
+                <w:lang w:val="en-GB" w:eastAsia="en-GB" w:bidi="ar-SA"/>
+                <w14:ligatures w14:val="none"/>
+              </w:rPr>
+            </w:pPr>
+            <w:r>
+              <w:rPr>
+                <w:rFonts w:ascii="Times New Roman" w:eastAsia="Times New Roman" w:hAnsi="Times New Roman" w:cs="Times New Roman"/>
+                <w:kern w:val="0"/>
+                <w:sz w:val="24"/>
+                <w:szCs w:val="24"/>
+                <w:lang w:val="en-GB" w:eastAsia="en-GB" w:bidi="ar-SA"/>
+                <w14:ligatures w14:val="none"/>
+              </w:rPr>
+              <w:t>05_CapEx_Projects</w:t>
+            </w:r>
+          </w:p>
+        </w:tc>
+      </w:tr>
+      <w:tr>
+        <w:trPr>
+          <w:cnfStyle w:val="000000100000" w:firstRow="0" w:lastRow="0" w:firstColumn="0" w:lastColumn="0" w:oddVBand="0" w:evenVBand="0" w:oddHBand="1" w:evenHBand="0" w:firstRowFirstColumn="0" w:firstRowLastColumn="0" w:lastRowFirstColumn="0" w:lastRowLastColumn="0"/>
+        </w:trPr>
+        <w:tc>
+          <w:tcPr>
+            <w:cnfStyle w:val="001000000000" w:firstRow="0" w:lastRow="0" w:firstColumn="1" w:lastColumn="0" w:oddVBand="0" w:evenVBand="0" w:oddHBand="0" w:evenHBand="0" w:firstRowFirstColumn="0" w:firstRowLastColumn="0" w:lastRowFirstColumn="0" w:lastRowLastColumn="0"/>
+            <w:tcW w:w="2605" w:type="dxa"/>
+            <w:hideMark/>
+          </w:tcPr>
+          <w:p>
+            <w:pPr>
+              <w:rPr>
+                <w:rFonts w:ascii="Times New Roman" w:eastAsia="Times New Roman" w:hAnsi="Times New Roman" w:cs="Times New Roman"/>
+                <w:kern w:val="0"/>
+                <w:sz w:val="24"/>
+                <w:szCs w:val="24"/>
+                <w:lang w:val="en-GB" w:eastAsia="en-GB" w:bidi="ar-SA"/>
+                <w14:ligatures w14:val="none"/>
+              </w:rPr>
+            </w:pPr>
+            <w:r>
+              <w:rPr>
+                <w:rFonts w:ascii="Times New Roman" w:eastAsia="Times New Roman" w:hAnsi="Times New Roman" w:cs="Times New Roman"/>
+                <w:kern w:val="0"/>
+                <w:sz w:val="24"/>
+                <w:szCs w:val="24"/>
+                <w:lang w:val="en-GB" w:eastAsia="en-GB" w:bidi="ar-SA"/>
+                <w14:ligatures w14:val="none"/>
+              </w:rPr>
+              <w:t>Document Type</w:t>
+            </w:r>
+          </w:p>
+        </w:tc>
+        <w:tc>
+          <w:tcPr>
+            <w:tcW w:w="6480" w:type="dxa"/>
+            <w:hideMark/>
+          </w:tcPr>
+          <w:p>
+            <w:pPr>
+              <w:cnfStyle w:val="000000100000" w:firstRow="0" w:lastRow="0" w:firstColumn="0" w:lastColumn="0" w:oddVBand="0" w:evenVBand="0" w:oddHBand="1" w:evenHBand="0" w:firstRowFirstColumn="0" w:firstRowLastColumn="0" w:lastRowFirstColumn="0" w:lastRowLastColumn="0"/>
+              <w:rPr>
+                <w:rFonts w:ascii="Times New Roman" w:eastAsia="Times New Roman" w:hAnsi="Times New Roman" w:cs="Times New Roman"/>
+                <w:kern w:val="0"/>
+                <w:sz w:val="24"/>
+                <w:szCs w:val="24"/>
+                <w:lang w:val="en-GB" w:eastAsia="en-GB" w:bidi="ar-SA"/>
+                <w14:ligatures w14:val="none"/>
+              </w:rPr>
+            </w:pPr>
+            <w:r>
+              <w:rPr>
+                <w:rFonts w:ascii="Times New Roman" w:eastAsia="Times New Roman" w:hAnsi="Times New Roman" w:cs="Times New Roman"/>
+                <w:kern w:val="0"/>
+                <w:sz w:val="24"/>
+                <w:szCs w:val="24"/>
+                <w:lang w:val="en-GB" w:eastAsia="en-GB" w:bidi="ar-SA"/>
+                <w14:ligatures w14:val="none"/>
+              </w:rPr>
+              <w:t>Procedure</w:t>
+            </w:r>
+          </w:p>
+        </w:tc>
+      </w:tr>
+      <w:tr>
+        <w:tc>
+          <w:tcPr>
+            <w:cnfStyle w:val="001000000000" w:firstRow="0" w:lastRow="0" w:firstColumn="1" w:lastColumn="0" w:oddVBand="0" w:evenVBand="0" w:oddHBand="0" w:evenHBand="0" w:firstRowFirstColumn="0" w:firstRowLastColumn="0" w:lastRowFirstColumn="0" w:lastRowLastColumn="0"/>
+            <w:tcW w:w="2605" w:type="dxa"/>
+            <w:hideMark/>
+          </w:tcPr>
+          <w:p>
+            <w:pPr>
+              <w:rPr>
+                <w:rFonts w:ascii="Times New Roman" w:eastAsia="Times New Roman" w:hAnsi="Times New Roman" w:cs="Times New Roman"/>
+                <w:kern w:val="0"/>
+                <w:sz w:val="24"/>
+                <w:szCs w:val="24"/>
+                <w:lang w:val="en-GB" w:eastAsia="en-GB" w:bidi="ar-SA"/>
+                <w14:ligatures w14:val="none"/>
+              </w:rPr>
+            </w:pPr>
+            <w:r>
+              <w:rPr>
+                <w:rFonts w:ascii="Times New Roman" w:eastAsia="Times New Roman" w:hAnsi="Times New Roman" w:cs="Times New Roman"/>
+                <w:kern w:val="0"/>
+                <w:sz w:val="24"/>
+                <w:szCs w:val="24"/>
+                <w:lang w:val="en-GB" w:eastAsia="en-GB" w:bidi="ar-SA"/>
+                <w14:ligatures w14:val="none"/>
+              </w:rPr>
+              <w:t>Version</w:t>
+            </w:r>
+          </w:p>
+        </w:tc>
+        <w:tc>
+          <w:tcPr>
+            <w:tcW w:w="6480" w:type="dxa"/>
+            <w:hideMark/>
+          </w:tcPr>
+          <w:p>
+            <w:pPr>
+              <w:cnfStyle w:val="000000000000" w:firstRow="0" w:lastRow="0" w:firstColumn="0" w:lastColumn="0" w:oddVBand="0" w:evenVBand="0" w:oddHBand="0" w:evenHBand="0" w:firstRowFirstColumn="0" w:firstRowLastColumn="0" w:lastRowFirstColumn="0" w:lastRowLastColumn="0"/>
+              <w:rPr>
+                <w:rFonts w:ascii="Times New Roman" w:eastAsia="Times New Roman" w:hAnsi="Times New Roman" w:cs="Times New Roman"/>
+                <w:kern w:val="0"/>
+                <w:sz w:val="24"/>
+                <w:szCs w:val="24"/>
+                <w:lang w:val="en-GB" w:eastAsia="en-GB" w:bidi="ar-SA"/>
+                <w14:ligatures w14:val="none"/>
+              </w:rPr>
+            </w:pPr>
+            <w:r>
+              <w:rPr>
+                <w:rFonts w:ascii="Times New Roman" w:eastAsia="Times New Roman" w:hAnsi="Times New Roman" w:cs="Times New Roman"/>
+                <w:kern w:val="0"/>
+                <w:sz w:val="24"/>
+                <w:szCs w:val="24"/>
+                <w:lang w:val="en-GB" w:eastAsia="en-GB" w:bidi="ar-SA"/>
+                <w14:ligatures w14:val="none"/>
+              </w:rPr>
+              <w:t>1.0</w:t>
+            </w:r>
+          </w:p>
+        </w:tc>
+      </w:tr>
+      <w:tr>
+        <w:trPr>
+          <w:cnfStyle w:val="000000100000" w:firstRow="0" w:lastRow="0" w:firstColumn="0" w:lastColumn="0" w:oddVBand="0" w:evenVBand="0" w:oddHBand="1" w:evenHBand="0" w:firstRowFirstColumn="0" w:firstRowLastColumn="0" w:lastRowFirstColumn="0" w:lastRowLastColumn="0"/>
+        </w:trPr>
+        <w:tc>
+          <w:tcPr>
+            <w:cnfStyle w:val="001000000000" w:firstRow="0" w:lastRow="0" w:firstColumn="1" w:lastColumn="0" w:oddVBand="0" w:evenVBand="0" w:oddHBand="0" w:evenHBand="0" w:firstRowFirstColumn="0" w:firstRowLastColumn="0" w:lastRowFirstColumn="0" w:lastRowLastColumn="0"/>
+            <w:tcW w:w="2605" w:type="dxa"/>
+            <w:hideMark/>
+          </w:tcPr>
+          <w:p>
+            <w:pPr>
+              <w:rPr>
+                <w:rFonts w:ascii="Times New Roman" w:eastAsia="Times New Roman" w:hAnsi="Times New Roman" w:cs="Times New Roman"/>
+                <w:kern w:val="0"/>
+                <w:sz w:val="24"/>
+                <w:szCs w:val="24"/>
+                <w:lang w:val="en-GB" w:eastAsia="en-GB" w:bidi="ar-SA"/>
+                <w14:ligatures w14:val="none"/>
+              </w:rPr>
+            </w:pPr>
+            <w:r>
+              <w:rPr>
+                <w:rFonts w:ascii="Times New Roman" w:eastAsia="Times New Roman" w:hAnsi="Times New Roman" w:cs="Times New Roman"/>
+                <w:kern w:val="0"/>
+                <w:sz w:val="24"/>
+                <w:szCs w:val="24"/>
+                <w:lang w:val="en-GB" w:eastAsia="en-GB" w:bidi="ar-SA"/>
+                <w14:ligatures w14:val="none"/>
+              </w:rPr>
+              <w:t>Effective Date</w:t>
+            </w:r>
+          </w:p>
+        </w:tc>
+        <w:tc>
+          <w:tcPr>
+            <w:tcW w:w="6480" w:type="dxa"/>
+            <w:hideMark/>
+          </w:tcPr>
+          <w:p>
+            <w:pPr>
+              <w:cnfStyle w:val="000000100000" w:firstRow="0" w:lastRow="0" w:firstColumn="0" w:lastColumn="0" w:oddVBand="0" w:evenVBand="0" w:oddHBand="1" w:evenHBand="0" w:firstRowFirstColumn="0" w:firstRowLastColumn="0" w:lastRowFirstColumn="0" w:lastRowLastColumn="0"/>
+              <w:rPr>
+                <w:rFonts w:ascii="Times New Roman" w:eastAsia="Times New Roman" w:hAnsi="Times New Roman" w:cs="Times New Roman"/>
+                <w:kern w:val="0"/>
+                <w:sz w:val="24"/>
+                <w:szCs w:val="24"/>
+                <w:lang w:val="en-GB" w:eastAsia="en-GB" w:bidi="ar-SA"/>
+                <w14:ligatures w14:val="none"/>
+              </w:rPr>
+            </w:pPr>
+            <w:r>
+              <w:rPr>
+                <w:rFonts w:ascii="Times New Roman" w:eastAsia="Times New Roman" w:hAnsi="Times New Roman" w:cs="Times New Roman"/>
+                <w:kern w:val="0"/>
+                <w:sz w:val="24"/>
+                <w:szCs w:val="24"/>
+                <w:lang w:val="en-GB" w:eastAsia="en-GB" w:bidi="ar-SA"/>
+                <w14:ligatures w14:val="none"/>
+              </w:rPr>
+              <w:t>01 Jan 2026</w:t>
+            </w:r>
+          </w:p>
+        </w:tc>
+      </w:tr>
+      <w:tr>
+        <w:tc>
+          <w:tcPr>
+            <w:cnfStyle w:val="001000000000" w:firstRow="0" w:lastRow="0" w:firstColumn="1" w:lastColumn="0" w:oddVBand="0" w:evenVBand="0" w:oddHBand="0" w:evenHBand="0" w:firstRowFirstColumn="0" w:firstRowLastColumn="0" w:lastRowFirstColumn="0" w:lastRowLastColumn="0"/>
+            <w:tcW w:w="2605" w:type="dxa"/>
+            <w:hideMark/>
+          </w:tcPr>
+          <w:p>
+            <w:pPr>
+              <w:rPr>
+                <w:rFonts w:ascii="Times New Roman" w:eastAsia="Times New Roman" w:hAnsi="Times New Roman" w:cs="Times New Roman"/>
+                <w:kern w:val="0"/>
+                <w:sz w:val="24"/>
+                <w:szCs w:val="24"/>
+                <w:lang w:val="en-GB" w:eastAsia="en-GB" w:bidi="ar-SA"/>
+                <w14:ligatures w14:val="none"/>
+              </w:rPr>
+            </w:pPr>
+            <w:r>
+              <w:rPr>
+                <w:rFonts w:ascii="Times New Roman" w:eastAsia="Times New Roman" w:hAnsi="Times New Roman" w:cs="Times New Roman"/>
+                <w:kern w:val="0"/>
+                <w:sz w:val="24"/>
+                <w:szCs w:val="24"/>
+                <w:lang w:val="en-GB" w:eastAsia="en-GB" w:bidi="ar-SA"/>
+                <w14:ligatures w14:val="none"/>
+              </w:rPr>
+              <w:t>Review Cycle</w:t>
+            </w:r>
+          </w:p>
+        </w:tc>
+        <w:tc>
+          <w:tcPr>
+            <w:tcW w:w="6480" w:type="dxa"/>
+            <w:hideMark/>
+          </w:tcPr>
+          <w:p>
+            <w:pPr>
+              <w:cnfStyle w:val="000000000000" w:firstRow="0" w:lastRow="0" w:firstColumn="0" w:lastColumn="0" w:oddVBand="0" w:evenVBand="0" w:oddHBand="0" w:evenHBand="0" w:firstRowFirstColumn="0" w:firstRowLastColumn="0" w:lastRowFirstColumn="0" w:lastRowLastColumn="0"/>
+              <w:rPr>
+                <w:rFonts w:ascii="Times New Roman" w:eastAsia="Times New Roman" w:hAnsi="Times New Roman" w:cs="Times New Roman"/>
+                <w:kern w:val="0"/>
+                <w:sz w:val="24"/>
+                <w:szCs w:val="24"/>
+                <w:lang w:val="en-GB" w:eastAsia="en-GB" w:bidi="ar-SA"/>
+                <w14:ligatures w14:val="none"/>
+              </w:rPr>
+            </w:pPr>
+            <w:r>
+              <w:rPr>
+                <w:rFonts w:ascii="Times New Roman" w:eastAsia="Times New Roman" w:hAnsi="Times New Roman" w:cs="Times New Roman"/>
+                <w:kern w:val="0"/>
+                <w:sz w:val="24"/>
+                <w:szCs w:val="24"/>
+                <w:lang w:val="en-GB" w:eastAsia="en-GB" w:bidi="ar-SA"/>
+                <w14:ligatures w14:val="none"/>
+              </w:rPr>
+              <w:t>Annual</w:t>
+            </w:r>
+          </w:p>
+        </w:tc>
+      </w:tr>
+      <w:tr>
+        <w:trPr>
+          <w:cnfStyle w:val="000000100000" w:firstRow="0" w:lastRow="0" w:firstColumn="0" w:lastColumn="0" w:oddVBand="0" w:evenVBand="0" w:oddHBand="1" w:evenHBand="0" w:firstRowFirstColumn="0" w:firstRowLastColumn="0" w:lastRowFirstColumn="0" w:lastRowLastColumn="0"/>
+        </w:trPr>
+        <w:tc>
+          <w:tcPr>
+            <w:cnfStyle w:val="001000000000" w:firstRow="0" w:lastRow="0" w:firstColumn="1" w:lastColumn="0" w:oddVBand="0" w:evenVBand="0" w:oddHBand="0" w:evenHBand="0" w:firstRowFirstColumn="0" w:firstRowLastColumn="0" w:lastRowFirstColumn="0" w:lastRowLastColumn="0"/>
+            <w:tcW w:w="2605" w:type="dxa"/>
+            <w:hideMark/>
+          </w:tcPr>
+          <w:p>
+            <w:pPr>
+              <w:rPr>
+                <w:rFonts w:ascii="Times New Roman" w:eastAsia="Times New Roman" w:hAnsi="Times New Roman" w:cs="Times New Roman"/>
+                <w:kern w:val="0"/>
+                <w:sz w:val="24"/>
+                <w:szCs w:val="24"/>
+                <w:lang w:val="en-GB" w:eastAsia="en-GB" w:bidi="ar-SA"/>
+                <w14:ligatures w14:val="none"/>
+              </w:rPr>
+            </w:pPr>
+            <w:r>
+              <w:rPr>
+                <w:rFonts w:ascii="Times New Roman" w:eastAsia="Times New Roman" w:hAnsi="Times New Roman" w:cs="Times New Roman"/>
+                <w:kern w:val="0"/>
+                <w:sz w:val="24"/>
+                <w:szCs w:val="24"/>
+                <w:lang w:val="en-GB" w:eastAsia="en-GB" w:bidi="ar-SA"/>
+                <w14:ligatures w14:val="none"/>
+              </w:rPr>
+              <w:t>Owner</w:t>
+            </w:r>
+          </w:p>
+        </w:tc>
+        <w:tc>
+          <w:tcPr>
+            <w:tcW w:w="6480" w:type="dxa"/>
+            <w:hideMark/>
+          </w:tcPr>
+          <w:p>
+            <w:pPr>
+              <w:cnfStyle w:val="000000100000" w:firstRow="0" w:lastRow="0" w:firstColumn="0" w:lastColumn="0" w:oddVBand="0" w:evenVBand="0" w:oddHBand="1" w:evenHBand="0" w:firstRowFirstColumn="0" w:firstRowLastColumn="0" w:lastRowFirstColumn="0" w:lastRowLastColumn="0"/>
+              <w:rPr>
+                <w:rFonts w:ascii="Times New Roman" w:eastAsia="Times New Roman" w:hAnsi="Times New Roman" w:cs="Times New Roman"/>
+                <w:kern w:val="0"/>
+                <w:sz w:val="24"/>
+                <w:szCs w:val="24"/>
+                <w:lang w:val="en-GB" w:eastAsia="en-GB" w:bidi="ar-SA"/>
+                <w14:ligatures w14:val="none"/>
+              </w:rPr>
+            </w:pPr>
+            <w:r>
+              <w:rPr>
+                <w:rFonts w:ascii="Times New Roman" w:eastAsia="Times New Roman" w:hAnsi="Times New Roman" w:cs="Times New Roman"/>
+                <w:kern w:val="0"/>
+                <w:sz w:val="24"/>
+                <w:szCs w:val="24"/>
+                <w:lang w:val="en-GB" w:eastAsia="en-GB" w:bidi="ar-SA"/>
+                <w14:ligatures w14:val="none"/>
+              </w:rPr>
+              <w:t>CFO</w:t>
+            </w:r>
+          </w:p>
+        </w:tc>
+      </w:tr>
+      <w:tr>
+        <w:tc>
+          <w:tcPr>
+            <w:cnfStyle w:val="001000000000" w:firstRow="0" w:lastRow="0" w:firstColumn="1" w:lastColumn="0" w:oddVBand="0" w:evenVBand="0" w:oddHBand="0" w:evenHBand="0" w:firstRowFirstColumn="0" w:firstRowLastColumn="0" w:lastRowFirstColumn="0" w:lastRowLastColumn="0"/>
+            <w:tcW w:w="2605" w:type="dxa"/>
+            <w:hideMark/>
+          </w:tcPr>
+          <w:p>
+            <w:pPr>
+              <w:rPr>
+                <w:rFonts w:ascii="Times New Roman" w:eastAsia="Times New Roman" w:hAnsi="Times New Roman" w:cs="Times New Roman"/>
+                <w:kern w:val="0"/>
+                <w:sz w:val="24"/>
+                <w:szCs w:val="24"/>
+                <w:lang w:val="en-GB" w:eastAsia="en-GB" w:bidi="ar-SA"/>
+                <w14:ligatures w14:val="none"/>
+              </w:rPr>
+            </w:pPr>
+            <w:r>
+              <w:rPr>
+                <w:rFonts w:ascii="Times New Roman" w:eastAsia="Times New Roman" w:hAnsi="Times New Roman" w:cs="Times New Roman"/>
+                <w:kern w:val="0"/>
+                <w:sz w:val="24"/>
+                <w:szCs w:val="24"/>
+                <w:lang w:val="en-GB" w:eastAsia="en-GB" w:bidi="ar-SA"/>
+                <w14:ligatures w14:val="none"/>
+              </w:rPr>
+              <w:t>Approved By</w:t>
+            </w:r>
+          </w:p>
+        </w:tc>
+        <w:tc>
+          <w:tcPr>
+            <w:tcW w:w="6480" w:type="dxa"/>
+            <w:hideMark/>
+          </w:tcPr>
+          <w:p>
+            <w:pPr>
+              <w:cnfStyle w:val="000000000000" w:firstRow="0" w:lastRow="0" w:firstColumn="0" w:lastColumn="0" w:oddVBand="0" w:evenVBand="0" w:oddHBand="0" w:evenHBand="0" w:firstRowFirstColumn="0" w:firstRowLastColumn="0" w:lastRowFirstColumn="0" w:lastRowLastColumn="0"/>
+              <w:rPr>
+                <w:rFonts w:ascii="Times New Roman" w:eastAsia="Times New Roman" w:hAnsi="Times New Roman" w:cs="Times New Roman"/>
+                <w:kern w:val="0"/>
+                <w:sz w:val="24"/>
+                <w:szCs w:val="24"/>
+                <w:lang w:val="en-GB" w:eastAsia="en-GB" w:bidi="ar-SA"/>
+                <w14:ligatures w14:val="none"/>
+              </w:rPr>
+            </w:pPr>
+            <w:r>
+              <w:rPr>
+                <w:rFonts w:ascii="Times New Roman" w:eastAsia="Times New Roman" w:hAnsi="Times New Roman" w:cs="Times New Roman"/>
+                <w:kern w:val="0"/>
+                <w:sz w:val="24"/>
+                <w:szCs w:val="24"/>
+                <w:lang w:val="en-GB" w:eastAsia="en-GB" w:bidi="ar-SA"/>
+                <w14:ligatures w14:val="none"/>
+              </w:rPr>
+              <w:t>CEO / Board</w:t>
+            </w:r>
+          </w:p>
+        </w:tc>
+      </w:tr>
+      <w:tr>
+        <w:trPr>
+          <w:cnfStyle w:val="000000100000" w:firstRow="0" w:lastRow="0" w:firstColumn="0" w:lastColumn="0" w:oddVBand="0" w:evenVBand="0" w:oddHBand="1" w:evenHBand="0" w:firstRowFirstColumn="0" w:firstRowLastColumn="0" w:lastRowFirstColumn="0" w:lastRowLastColumn="0"/>
+        </w:trPr>
+        <w:tc>
+          <w:tcPr>
+            <w:cnfStyle w:val="001000000000" w:firstRow="0" w:lastRow="0" w:firstColumn="1" w:lastColumn="0" w:oddVBand="0" w:evenVBand="0" w:oddHBand="0" w:evenHBand="0" w:firstRowFirstColumn="0" w:firstRowLastColumn="0" w:lastRowFirstColumn="0" w:lastRowLastColumn="0"/>
+            <w:tcW w:w="2605" w:type="dxa"/>
+            <w:hideMark/>
+          </w:tcPr>
+          <w:p>
+            <w:pPr>
+              <w:rPr>
+                <w:rFonts w:ascii="Times New Roman" w:eastAsia="Times New Roman" w:hAnsi="Times New Roman" w:cs="Times New Roman"/>
+                <w:kern w:val="0"/>
+                <w:sz w:val="24"/>
+                <w:szCs w:val="24"/>
+                <w:lang w:val="en-GB" w:eastAsia="en-GB" w:bidi="ar-SA"/>
+                <w14:ligatures w14:val="none"/>
+              </w:rPr>
+            </w:pPr>
+            <w:r>
+              <w:rPr>
+                <w:rFonts w:ascii="Times New Roman" w:eastAsia="Times New Roman" w:hAnsi="Times New Roman" w:cs="Times New Roman"/>
+                <w:kern w:val="0"/>
+                <w:sz w:val="24"/>
+                <w:szCs w:val="24"/>
+                <w:lang w:val="en-GB" w:eastAsia="en-GB" w:bidi="ar-SA"/>
+                <w14:ligatures w14:val="none"/>
+              </w:rPr>
+              <w:t>Prepared By</w:t>
+            </w:r>
+          </w:p>
+        </w:tc>
+        <w:tc>
+          <w:tcPr>
+            <w:tcW w:w="6480" w:type="dxa"/>
+            <w:hideMark/>
+          </w:tcPr>
+          <w:p>
+            <w:pPr>
+              <w:cnfStyle w:val="000000100000" w:firstRow="0" w:lastRow="0" w:firstColumn="0" w:lastColumn="0" w:oddVBand="0" w:evenVBand="0" w:oddHBand="1" w:evenHBand="0" w:firstRowFirstColumn="0" w:firstRowLastColumn="0" w:lastRowFirstColumn="0" w:lastRowLastColumn="0"/>
+              <w:rPr>
+                <w:rFonts w:ascii="Times New Roman" w:eastAsia="Times New Roman" w:hAnsi="Times New Roman" w:cs="Times New Roman"/>
+                <w:kern w:val="0"/>
+                <w:sz w:val="24"/>
+                <w:szCs w:val="24"/>
+                <w:lang w:val="en-GB" w:eastAsia="en-GB" w:bidi="ar-SA"/>
+                <w14:ligatures w14:val="none"/>
+              </w:rPr>
+            </w:pPr>
+            <w:r>
+              <w:rPr>
+                <w:rFonts w:ascii="Times New Roman" w:eastAsia="Times New Roman" w:hAnsi="Times New Roman" w:cs="Times New Roman"/>
+                <w:kern w:val="0"/>
+                <w:sz w:val="24"/>
+                <w:szCs w:val="24"/>
+                <w:lang w:val="en-GB" w:eastAsia="en-GB" w:bidi="ar-SA"/>
+                <w14:ligatures w14:val="none"/>
+              </w:rPr>
+              <w:t>Governance Office</w:t>
+            </w:r>
+          </w:p>
+        </w:tc>
+      </w:tr>
+      <w:tr>
+        <w:tc>
+          <w:tcPr>
+            <w:cnfStyle w:val="001000000000" w:firstRow="0" w:lastRow="0" w:firstColumn="1" w:lastColumn="0" w:oddVBand="0" w:evenVBand="0" w:oddHBand="0" w:evenHBand="0" w:firstRowFirstColumn="0" w:firstRowLastColumn="0" w:lastRowFirstColumn="0" w:lastRowLastColumn="0"/>
+            <w:tcW w:w="2605" w:type="dxa"/>
+            <w:hideMark/>
+          </w:tcPr>
+          <w:p>
+            <w:pPr>
+              <w:rPr>
+                <w:rFonts w:ascii="Times New Roman" w:eastAsia="Times New Roman" w:hAnsi="Times New Roman" w:cs="Times New Roman"/>
+                <w:kern w:val="0"/>
+                <w:sz w:val="24"/>
+                <w:szCs w:val="24"/>
+                <w:lang w:val="en-GB" w:eastAsia="en-GB" w:bidi="ar-SA"/>
+                <w14:ligatures w14:val="none"/>
+              </w:rPr>
+            </w:pPr>
+            <w:r>
+              <w:rPr>
+                <w:rFonts w:ascii="Times New Roman" w:eastAsia="Times New Roman" w:hAnsi="Times New Roman" w:cs="Times New Roman"/>
+                <w:kern w:val="0"/>
+                <w:sz w:val="24"/>
+                <w:szCs w:val="24"/>
+                <w:lang w:val="en-GB" w:eastAsia="en-GB" w:bidi="ar-SA"/>
+                <w14:ligatures w14:val="none"/>
+              </w:rPr>
+              <w:t>Classification</w:t>
+            </w:r>
+          </w:p>
+        </w:tc>
+        <w:tc>
+          <w:tcPr>
+            <w:tcW w:w="6480" w:type="dxa"/>
+            <w:hideMark/>
+          </w:tcPr>
+          <w:p>
+            <w:pPr>
+              <w:cnfStyle w:val="000000000000" w:firstRow="0" w:lastRow="0" w:firstColumn="0" w:lastColumn="0" w:oddVBand="0" w:evenVBand="0" w:oddHBand="0" w:evenHBand="0" w:firstRowFirstColumn="0" w:firstRowLastColumn="0" w:lastRowFirstColumn="0" w:lastRowLastColumn="0"/>
+              <w:rPr>
+                <w:rFonts w:ascii="Times New Roman" w:eastAsia="Times New Roman" w:hAnsi="Times New Roman" w:cs="Times New Roman"/>
+                <w:kern w:val="0"/>
+                <w:sz w:val="24"/>
+                <w:szCs w:val="24"/>
+                <w:lang w:val="en-GB" w:eastAsia="en-GB" w:bidi="ar-SA"/>
+                <w14:ligatures w14:val="none"/>
+              </w:rPr>
+            </w:pPr>
+            <w:r>
+              <w:rPr>
+                <w:rFonts w:ascii="Times New Roman" w:eastAsia="Times New Roman" w:hAnsi="Times New Roman" w:cs="Times New Roman"/>
+                <w:kern w:val="0"/>
+                <w:sz w:val="24"/>
+                <w:szCs w:val="24"/>
+                <w:lang w:val="en-GB" w:eastAsia="en-GB" w:bidi="ar-SA"/>
+                <w14:ligatures w14:val="none"/>
+              </w:rPr>
+              <w:t>Internal</w:t>
+            </w:r>
+          </w:p>
+        </w:tc>
+      </w:tr>
+      <w:tr>
+        <w:trPr>
+          <w:cnfStyle w:val="000000100000" w:firstRow="0" w:lastRow="0" w:firstColumn="0" w:lastColumn="0" w:oddVBand="0" w:evenVBand="0" w:oddHBand="1" w:evenHBand="0" w:firstRowFirstColumn="0" w:firstRowLastColumn="0" w:lastRowFirstColumn="0" w:lastRowLastColumn="0"/>
+        </w:trPr>
+        <w:tc>
+          <w:tcPr>
+            <w:cnfStyle w:val="001000000000" w:firstRow="0" w:lastRow="0" w:firstColumn="1" w:lastColumn="0" w:oddVBand="0" w:evenVBand="0" w:oddHBand="0" w:evenHBand="0" w:firstRowFirstColumn="0" w:firstRowLastColumn="0" w:lastRowFirstColumn="0" w:lastRowLastColumn="0"/>
+            <w:tcW w:w="2605" w:type="dxa"/>
+            <w:hideMark/>
+          </w:tcPr>
+          <w:p>
+            <w:pPr>
+              <w:rPr>
+                <w:rFonts w:ascii="Times New Roman" w:eastAsia="Times New Roman" w:hAnsi="Times New Roman" w:cs="Times New Roman"/>
+                <w:kern w:val="0"/>
+                <w:sz w:val="24"/>
+                <w:szCs w:val="24"/>
+                <w:lang w:val="en-GB" w:eastAsia="en-GB" w:bidi="ar-SA"/>
+                <w14:ligatures w14:val="none"/>
+              </w:rPr>
+            </w:pPr>
+            <w:r>
+              <w:rPr>
+                <w:rFonts w:ascii="Times New Roman" w:eastAsia="Times New Roman" w:hAnsi="Times New Roman" w:cs="Times New Roman"/>
+                <w:kern w:val="0"/>
+                <w:sz w:val="24"/>
+                <w:szCs w:val="24"/>
+                <w:lang w:val="en-GB" w:eastAsia="en-GB" w:bidi="ar-SA"/>
+                <w14:ligatures w14:val="none"/>
+              </w:rPr>
+              <w:t>Next Review</w:t>
+            </w:r>
+          </w:p>
+        </w:tc>
+        <w:tc>
+          <w:tcPr>
+            <w:tcW w:w="6480" w:type="dxa"/>
+            <w:hideMark/>
+          </w:tcPr>
+          <w:p>
+            <w:pPr>
+              <w:cnfStyle w:val="000000100000" w:firstRow="0" w:lastRow="0" w:firstColumn="0" w:lastColumn="0" w:oddVBand="0" w:evenVBand="0" w:oddHBand="1" w:evenHBand="0" w:firstRowFirstColumn="0" w:firstRowLastColumn="0" w:lastRowFirstColumn="0" w:lastRowLastColumn="0"/>
+              <w:rPr>
+                <w:rFonts w:ascii="Times New Roman" w:eastAsia="Times New Roman" w:hAnsi="Times New Roman" w:cs="Times New Roman"/>
+                <w:kern w:val="0"/>
+                <w:sz w:val="24"/>
+                <w:szCs w:val="24"/>
+                <w:lang w:val="en-GB" w:eastAsia="en-GB" w:bidi="ar-SA"/>
+                <w14:ligatures w14:val="none"/>
+              </w:rPr>
+            </w:pPr>
+            <w:r>
+              <w:rPr>
+                <w:rFonts w:ascii="Times New Roman" w:eastAsia="Times New Roman" w:hAnsi="Times New Roman" w:cs="Times New Roman"/>
+                <w:kern w:val="0"/>
+                <w:sz w:val="24"/>
+                <w:szCs w:val="24"/>
+                <w:lang w:val="en-GB" w:eastAsia="en-GB" w:bidi="ar-SA"/>
+                <w14:ligatures w14:val="none"/>
+              </w:rPr>
+              <w:t>Jan 2027</w:t>
+            </w:r>
+          </w:p>
+        </w:tc>
+      </w:tr>
+    </w:tbl>
+    <w:p>
+      <w:pPr>
+        <w:rPr>
+          <w:rFonts w:ascii="Times New Roman" w:eastAsia="Times New Roman" w:hAnsi="Times New Roman" w:cs="Times New Roman"/>
+          <w:kern w:val="0"/>
+          <w:sz w:val="24"/>
+          <w:szCs w:val="24"/>
+          <w:lang w:val="en-GB" w:eastAsia="en-GB" w:bidi="ar-SA"/>
+          <w14:ligatures w14:val="none"/>
+        </w:rPr>
+      </w:pPr>
+    </w:p>
+    <w:p>
+      <w:pPr>
+        <w:rPr>
+          <w:rFonts w:ascii="Times New Roman" w:eastAsia="Times New Roman" w:hAnsi="Times New Roman" w:cs="Times New Roman"/>
+          <w:b/>
+          <w:bCs/>
+          <w:kern w:val="0"/>
+          <w:sz w:val="27"/>
+          <w:szCs w:val="27"/>
+          <w:lang w:val="en-GB" w:eastAsia="en-GB" w:bidi="ar-SA"/>
+          <w14:ligatures w14:val="none"/>
+        </w:rPr>
+      </w:pPr>
+      <w:r>
+        <w:rPr>
+          <w:rFonts w:ascii="Times New Roman" w:eastAsia="Times New Roman" w:hAnsi="Times New Roman" w:cs="Times New Roman"/>
+          <w:b/>
+          <w:bCs/>
+          <w:kern w:val="0"/>
+          <w:sz w:val="27"/>
+          <w:szCs w:val="27"/>
+          <w:lang w:val="en-GB" w:eastAsia="en-GB" w:bidi="ar-SA"/>
+          <w14:ligatures w14:val="none"/>
+        </w:rPr>
+        <w:t>Revision History</w:t>
+      </w:r>
+    </w:p>
+    <w:tbl>
+      <w:tblPr>
+        <w:tblStyle w:val="PlainTable1"/>
+        <w:tblW w:w="9085" w:type="dxa"/>
+        <w:tblLook w:val="04A0" w:firstRow="1" w:lastRow="0" w:firstColumn="1" w:lastColumn="0" w:noHBand="0" w:noVBand="1"/>
+      </w:tblPr>
+      <w:tblGrid>
+        <w:gridCol w:w="1016"/>
+        <w:gridCol w:w="1376"/>
+        <w:gridCol w:w="2049"/>
+        <w:gridCol w:w="4644"/>
+      </w:tblGrid>
+      <w:tr>
+        <w:trPr>
+          <w:cnfStyle w:val="100000000000" w:firstRow="1" w:lastRow="0" w:firstColumn="0" w:lastColumn="0" w:oddVBand="0" w:evenVBand="0" w:oddHBand="0" w:evenHBand="0" w:firstRowFirstColumn="0" w:firstRowLastColumn="0" w:lastRowFirstColumn="0" w:lastRowLastColumn="0"/>
+        </w:trPr>
+        <w:tc>
+          <w:tcPr>
+            <w:cnfStyle w:val="001000000000" w:firstRow="0" w:lastRow="0" w:firstColumn="1" w:lastColumn="0" w:oddVBand="0" w:evenVBand="0" w:oddHBand="0" w:evenHBand="0" w:firstRowFirstColumn="0" w:firstRowLastColumn="0" w:lastRowFirstColumn="0" w:lastRowLastColumn="0"/>
+            <w:tcW w:w="0" w:type="auto"/>
+            <w:shd w:val="clear" w:color="auto" w:fill="0A2F41" w:themeFill="accent1" w:themeFillShade="80"/>
+            <w:hideMark/>
+          </w:tcPr>
+          <w:p>
+            <w:pPr>
+              <w:jc w:val="center"/>
+              <w:rPr>
+                <w:rFonts w:ascii="Times New Roman" w:eastAsia="Times New Roman" w:hAnsi="Times New Roman" w:cs="Times New Roman"/>
+                <w:kern w:val="0"/>
+                <w:sz w:val="24"/>
+                <w:szCs w:val="24"/>
+                <w:lang w:val="en-GB" w:eastAsia="en-GB" w:bidi="ar-SA"/>
+                <w14:ligatures w14:val="none"/>
+              </w:rPr>
+            </w:pPr>
+            <w:r>
+              <w:rPr>
+                <w:rFonts w:ascii="Times New Roman" w:eastAsia="Times New Roman" w:hAnsi="Times New Roman" w:cs="Times New Roman"/>
+                <w:kern w:val="0"/>
+                <w:sz w:val="24"/>
+                <w:szCs w:val="24"/>
+                <w:lang w:val="en-GB" w:eastAsia="en-GB" w:bidi="ar-SA"/>
+                <w14:ligatures w14:val="none"/>
+              </w:rPr>
+              <w:t>Version</w:t>
+            </w:r>
+          </w:p>
+        </w:tc>
+        <w:tc>
+          <w:tcPr>
+            <w:tcW w:w="0" w:type="auto"/>
+            <w:shd w:val="clear" w:color="auto" w:fill="0A2F41" w:themeFill="accent1" w:themeFillShade="80"/>
+            <w:hideMark/>
+          </w:tcPr>
+          <w:p>
+            <w:pPr>
+              <w:jc w:val="center"/>
+              <w:cnfStyle w:val="100000000000" w:firstRow="1" w:lastRow="0" w:firstColumn="0" w:lastColumn="0" w:oddVBand="0" w:evenVBand="0" w:oddHBand="0" w:evenHBand="0" w:firstRowFirstColumn="0" w:firstRowLastColumn="0" w:lastRowFirstColumn="0" w:lastRowLastColumn="0"/>
+              <w:rPr>
+                <w:rFonts w:ascii="Times New Roman" w:eastAsia="Times New Roman" w:hAnsi="Times New Roman" w:cs="Times New Roman"/>
+                <w:kern w:val="0"/>
+                <w:sz w:val="24"/>
+                <w:szCs w:val="24"/>
+                <w:lang w:val="en-GB" w:eastAsia="en-GB" w:bidi="ar-SA"/>
+                <w14:ligatures w14:val="none"/>
+              </w:rPr>
+            </w:pPr>
+            <w:r>
+              <w:rPr>
+                <w:rFonts w:ascii="Times New Roman" w:eastAsia="Times New Roman" w:hAnsi="Times New Roman" w:cs="Times New Roman"/>
+                <w:kern w:val="0"/>
+                <w:sz w:val="24"/>
+                <w:szCs w:val="24"/>
+                <w:lang w:val="en-GB" w:eastAsia="en-GB" w:bidi="ar-SA"/>
+                <w14:ligatures w14:val="none"/>
+              </w:rPr>
+              <w:t>Date</w:t>
+            </w:r>
+          </w:p>
+        </w:tc>
+        <w:tc>
+          <w:tcPr>
+            <w:tcW w:w="0" w:type="auto"/>
+            <w:shd w:val="clear" w:color="auto" w:fill="0A2F41" w:themeFill="accent1" w:themeFillShade="80"/>
+            <w:hideMark/>
+          </w:tcPr>
+          <w:p>
+            <w:pPr>
+              <w:jc w:val="center"/>
+              <w:cnfStyle w:val="100000000000" w:firstRow="1" w:lastRow="0" w:firstColumn="0" w:lastColumn="0" w:oddVBand="0" w:evenVBand="0" w:oddHBand="0" w:evenHBand="0" w:firstRowFirstColumn="0" w:firstRowLastColumn="0" w:lastRowFirstColumn="0" w:lastRowLastColumn="0"/>
+              <w:rPr>
+                <w:rFonts w:ascii="Times New Roman" w:eastAsia="Times New Roman" w:hAnsi="Times New Roman" w:cs="Times New Roman"/>
+                <w:kern w:val="0"/>
+                <w:sz w:val="24"/>
+                <w:szCs w:val="24"/>
+                <w:lang w:val="en-GB" w:eastAsia="en-GB" w:bidi="ar-SA"/>
+                <w14:ligatures w14:val="none"/>
+              </w:rPr>
+            </w:pPr>
+            <w:r>
+              <w:rPr>
+                <w:rFonts w:ascii="Times New Roman" w:eastAsia="Times New Roman" w:hAnsi="Times New Roman" w:cs="Times New Roman"/>
+                <w:kern w:val="0"/>
+                <w:sz w:val="24"/>
+                <w:szCs w:val="24"/>
+                <w:lang w:val="en-GB" w:eastAsia="en-GB" w:bidi="ar-SA"/>
+                <w14:ligatures w14:val="none"/>
+              </w:rPr>
+              <w:t>Author</w:t>
+            </w:r>
+          </w:p>
+        </w:tc>
+        <w:tc>
+          <w:tcPr>
+            <w:tcW w:w="4644" w:type="dxa"/>
+            <w:shd w:val="clear" w:color="auto" w:fill="0A2F41" w:themeFill="accent1" w:themeFillShade="80"/>
+            <w:hideMark/>
+          </w:tcPr>
+          <w:p>
+            <w:pPr>
+              <w:jc w:val="center"/>
+              <w:cnfStyle w:val="100000000000" w:firstRow="1" w:lastRow="0" w:firstColumn="0" w:lastColumn="0" w:oddVBand="0" w:evenVBand="0" w:oddHBand="0" w:evenHBand="0" w:firstRowFirstColumn="0" w:firstRowLastColumn="0" w:lastRowFirstColumn="0" w:lastRowLastColumn="0"/>
+              <w:rPr>
+                <w:rFonts w:ascii="Times New Roman" w:eastAsia="Times New Roman" w:hAnsi="Times New Roman" w:cs="Times New Roman"/>
+                <w:kern w:val="0"/>
+                <w:sz w:val="24"/>
+                <w:szCs w:val="24"/>
+                <w:lang w:val="en-GB" w:eastAsia="en-GB" w:bidi="ar-SA"/>
+                <w14:ligatures w14:val="none"/>
+              </w:rPr>
+            </w:pPr>
+            <w:r>
+              <w:rPr>
+                <w:rFonts w:ascii="Times New Roman" w:eastAsia="Times New Roman" w:hAnsi="Times New Roman" w:cs="Times New Roman"/>
+                <w:kern w:val="0"/>
+                <w:sz w:val="24"/>
+                <w:szCs w:val="24"/>
+                <w:lang w:val="en-GB" w:eastAsia="en-GB" w:bidi="ar-SA"/>
+                <w14:ligatures w14:val="none"/>
+              </w:rPr>
+              <w:t>Changes</w:t>
+            </w:r>
+          </w:p>
+        </w:tc>
+      </w:tr>
+      <w:tr>
+        <w:trPr>
+          <w:cnfStyle w:val="000000100000" w:firstRow="0" w:lastRow="0" w:firstColumn="0" w:lastColumn="0" w:oddVBand="0" w:evenVBand="0" w:oddHBand="1" w:evenHBand="0" w:firstRowFirstColumn="0" w:firstRowLastColumn="0" w:lastRowFirstColumn="0" w:lastRowLastColumn="0"/>
+        </w:trPr>
+        <w:tc>
+          <w:tcPr>
+            <w:cnfStyle w:val="001000000000" w:firstRow="0" w:lastRow="0" w:firstColumn="1" w:lastColumn="0" w:oddVBand="0" w:evenVBand="0" w:oddHBand="0" w:evenHBand="0" w:firstRowFirstColumn="0" w:firstRowLastColumn="0" w:lastRowFirstColumn="0" w:lastRowLastColumn="0"/>
+            <w:tcW w:w="0" w:type="auto"/>
+            <w:hideMark/>
+          </w:tcPr>
+          <w:p>
+            <w:pPr>
+              <w:rPr>
+                <w:rFonts w:ascii="Times New Roman" w:eastAsia="Times New Roman" w:hAnsi="Times New Roman" w:cs="Times New Roman"/>
+                <w:kern w:val="0"/>
+                <w:sz w:val="24"/>
+                <w:szCs w:val="24"/>
+                <w:lang w:val="en-GB" w:eastAsia="en-GB" w:bidi="ar-SA"/>
+                <w14:ligatures w14:val="none"/>
+              </w:rPr>
+            </w:pPr>
+            <w:r>
+              <w:rPr>
+                <w:rFonts w:ascii="Times New Roman" w:eastAsia="Times New Roman" w:hAnsi="Times New Roman" w:cs="Times New Roman"/>
+                <w:kern w:val="0"/>
+                <w:sz w:val="24"/>
+                <w:szCs w:val="24"/>
+                <w:lang w:val="en-GB" w:eastAsia="en-GB" w:bidi="ar-SA"/>
+                <w14:ligatures w14:val="none"/>
+              </w:rPr>
+              <w:t>1.0</w:t>
+            </w:r>
+          </w:p>
+        </w:tc>
+        <w:tc>
+          <w:tcPr>
+            <w:tcW w:w="0" w:type="auto"/>
+            <w:hideMark/>
+          </w:tcPr>
+          <w:p>
+            <w:pPr>
+              <w:cnfStyle w:val="000000100000" w:firstRow="0" w:lastRow="0" w:firstColumn="0" w:lastColumn="0" w:oddVBand="0" w:evenVBand="0" w:oddHBand="1" w:evenHBand="0" w:firstRowFirstColumn="0" w:firstRowLastColumn="0" w:lastRowFirstColumn="0" w:lastRowLastColumn="0"/>
+              <w:rPr>
+                <w:rFonts w:ascii="Times New Roman" w:eastAsia="Times New Roman" w:hAnsi="Times New Roman" w:cs="Times New Roman"/>
+                <w:kern w:val="0"/>
+                <w:sz w:val="24"/>
+                <w:szCs w:val="24"/>
+                <w:lang w:val="en-GB" w:eastAsia="en-GB" w:bidi="ar-SA"/>
+                <w14:ligatures w14:val="none"/>
+              </w:rPr>
+            </w:pPr>
+            <w:r>
+              <w:rPr>
+                <w:rFonts w:ascii="Times New Roman" w:eastAsia="Times New Roman" w:hAnsi="Times New Roman" w:cs="Times New Roman"/>
+                <w:kern w:val="0"/>
+                <w:sz w:val="24"/>
+                <w:szCs w:val="24"/>
+                <w:lang w:val="en-GB" w:eastAsia="en-GB" w:bidi="ar-SA"/>
+                <w14:ligatures w14:val="none"/>
+              </w:rPr>
+              <w:t>01 Jan 2026</w:t>
+            </w:r>
+          </w:p>
+        </w:tc>
+        <w:tc>
+          <w:tcPr>
+            <w:tcW w:w="0" w:type="auto"/>
+            <w:hideMark/>
+          </w:tcPr>
+          <w:p>
+            <w:pPr>
+              <w:cnfStyle w:val="000000100000" w:firstRow="0" w:lastRow="0" w:firstColumn="0" w:lastColumn="0" w:oddVBand="0" w:evenVBand="0" w:oddHBand="1" w:evenHBand="0" w:firstRowFirstColumn="0" w:firstRowLastColumn="0" w:lastRowFirstColumn="0" w:lastRowLastColumn="0"/>
+              <w:rPr>
+                <w:rFonts w:ascii="Times New Roman" w:eastAsia="Times New Roman" w:hAnsi="Times New Roman" w:cs="Times New Roman"/>
+                <w:kern w:val="0"/>
+                <w:sz w:val="24"/>
+                <w:szCs w:val="24"/>
+                <w:lang w:val="en-GB" w:eastAsia="en-GB" w:bidi="ar-SA"/>
+                <w14:ligatures w14:val="none"/>
+              </w:rPr>
+            </w:pPr>
+            <w:r>
+              <w:rPr>
+                <w:rFonts w:ascii="Times New Roman" w:eastAsia="Times New Roman" w:hAnsi="Times New Roman" w:cs="Times New Roman"/>
+                <w:kern w:val="0"/>
+                <w:sz w:val="24"/>
+                <w:szCs w:val="24"/>
+                <w:lang w:val="en-GB" w:eastAsia="en-GB" w:bidi="ar-SA"/>
+                <w14:ligatures w14:val="none"/>
+              </w:rPr>
+              <w:t>Governance Office</w:t>
+            </w:r>
+          </w:p>
+        </w:tc>
+        <w:tc>
+          <w:tcPr>
+            <w:tcW w:w="4644" w:type="dxa"/>
+            <w:hideMark/>
+          </w:tcPr>
+          <w:p>
+            <w:pPr>
+              <w:cnfStyle w:val="000000100000" w:firstRow="0" w:lastRow="0" w:firstColumn="0" w:lastColumn="0" w:oddVBand="0" w:evenVBand="0" w:oddHBand="1" w:evenHBand="0" w:firstRowFirstColumn="0" w:firstRowLastColumn="0" w:lastRowFirstColumn="0" w:lastRowLastColumn="0"/>
+              <w:rPr>
+                <w:rFonts w:ascii="Times New Roman" w:eastAsia="Times New Roman" w:hAnsi="Times New Roman" w:cs="Times New Roman"/>
+                <w:kern w:val="0"/>
+                <w:sz w:val="24"/>
+                <w:szCs w:val="24"/>
+                <w:lang w:val="en-GB" w:eastAsia="en-GB" w:bidi="ar-SA"/>
+                <w14:ligatures w14:val="none"/>
+              </w:rPr>
+            </w:pPr>
+            <w:r>
+              <w:rPr>
+                <w:rFonts w:ascii="Times New Roman" w:eastAsia="Times New Roman" w:hAnsi="Times New Roman" w:cs="Times New Roman"/>
+                <w:kern w:val="0"/>
+                <w:sz w:val="24"/>
+                <w:szCs w:val="24"/>
+                <w:lang w:val="en-GB" w:eastAsia="en-GB" w:bidi="ar-SA"/>
+                <w14:ligatures w14:val="none"/>
+              </w:rPr>
+              <w:t>Initial Issue</w:t>
+            </w:r>
+          </w:p>
+        </w:tc>
+      </w:tr>
+    </w:tbl>
+    <w:p>
+      <w:pPr>
+        <w:rPr>
+          <w:rFonts w:ascii="Times New Roman" w:eastAsia="Times New Roman" w:hAnsi="Times New Roman" w:cs="Times New Roman"/>
+          <w:b/>
+          <w:bCs/>
+          <w:kern w:val="0"/>
+          <w:sz w:val="27"/>
+          <w:szCs w:val="27"/>
+          <w:lang w:val="en-GB" w:eastAsia="en-GB" w:bidi="ar-SA"/>
+          <w14:ligatures w14:val="none"/>
+        </w:rPr>
+      </w:pPr>
+      <w:r>
+        <w:rPr>
+          <w:rFonts w:ascii="Times New Roman" w:eastAsia="Times New Roman" w:hAnsi="Times New Roman" w:cs="Times New Roman"/>
+          <w:b/>
+          <w:bCs/>
+          <w:kern w:val="0"/>
+          <w:sz w:val="27"/>
+          <w:szCs w:val="27"/>
+          <w:lang w:val="en-GB" w:eastAsia="en-GB" w:bidi="ar-SA"/>
+          <w14:ligatures w14:val="none"/>
+        </w:rPr>
+        <w:t>Distribution List</w:t>
+      </w:r>
+    </w:p>
+    <w:tbl>
+      <w:tblPr>
+        <w:tblStyle w:val="PlainTable1"/>
+        <w:tblW w:w="9085" w:type="dxa"/>
+        <w:tblLook w:val="04A0" w:firstRow="1" w:lastRow="0" w:firstColumn="1" w:lastColumn="0" w:noHBand="0" w:noVBand="1"/>
+      </w:tblPr>
+      <w:tblGrid>
+        <w:gridCol w:w="1563"/>
+        <w:gridCol w:w="7522"/>
+      </w:tblGrid>
+      <w:tr>
+        <w:trPr>
+          <w:cnfStyle w:val="100000000000" w:firstRow="1" w:lastRow="0" w:firstColumn="0" w:lastColumn="0" w:oddVBand="0" w:evenVBand="0" w:oddHBand="0" w:evenHBand="0" w:firstRowFirstColumn="0" w:firstRowLastColumn="0" w:lastRowFirstColumn="0" w:lastRowLastColumn="0"/>
+        </w:trPr>
+        <w:tc>
+          <w:tcPr>
+            <w:cnfStyle w:val="001000000000" w:firstRow="0" w:lastRow="0" w:firstColumn="1" w:lastColumn="0" w:oddVBand="0" w:evenVBand="0" w:oddHBand="0" w:evenHBand="0" w:firstRowFirstColumn="0" w:firstRowLastColumn="0" w:lastRowFirstColumn="0" w:lastRowLastColumn="0"/>
+            <w:tcW w:w="0" w:type="auto"/>
+            <w:shd w:val="clear" w:color="auto" w:fill="0A2F41" w:themeFill="accent1" w:themeFillShade="80"/>
+            <w:hideMark/>
+          </w:tcPr>
+          <w:p>
+            <w:pPr>
+              <w:jc w:val="center"/>
+              <w:rPr>
+                <w:rFonts w:ascii="Times New Roman" w:eastAsia="Times New Roman" w:hAnsi="Times New Roman" w:cs="Times New Roman"/>
+                <w:kern w:val="0"/>
+                <w:sz w:val="24"/>
+                <w:szCs w:val="24"/>
+                <w:lang w:val="en-GB" w:eastAsia="en-GB" w:bidi="ar-SA"/>
+                <w14:ligatures w14:val="none"/>
+              </w:rPr>
+            </w:pPr>
+            <w:r>
+              <w:rPr>
+                <w:rFonts w:ascii="Times New Roman" w:eastAsia="Times New Roman" w:hAnsi="Times New Roman" w:cs="Times New Roman"/>
+                <w:kern w:val="0"/>
+                <w:sz w:val="24"/>
+                <w:szCs w:val="24"/>
+                <w:lang w:val="en-GB" w:eastAsia="en-GB" w:bidi="ar-SA"/>
+                <w14:ligatures w14:val="none"/>
+              </w:rPr>
+              <w:t>Department</w:t>
+            </w:r>
+          </w:p>
+        </w:tc>
+        <w:tc>
+          <w:tcPr>
+            <w:tcW w:w="7522" w:type="dxa"/>
+            <w:shd w:val="clear" w:color="auto" w:fill="0A2F41" w:themeFill="accent1" w:themeFillShade="80"/>
+            <w:hideMark/>
+          </w:tcPr>
+          <w:p>
+            <w:pPr>
+              <w:jc w:val="center"/>
+              <w:cnfStyle w:val="100000000000" w:firstRow="1" w:lastRow="0" w:firstColumn="0" w:lastColumn="0" w:oddVBand="0" w:evenVBand="0" w:oddHBand="0" w:evenHBand="0" w:firstRowFirstColumn="0" w:firstRowLastColumn="0" w:lastRowFirstColumn="0" w:lastRowLastColumn="0"/>
+              <w:rPr>
+                <w:rFonts w:ascii="Times New Roman" w:eastAsia="Times New Roman" w:hAnsi="Times New Roman" w:cs="Times New Roman"/>
+                <w:kern w:val="0"/>
+                <w:sz w:val="24"/>
+                <w:szCs w:val="24"/>
+                <w:lang w:val="en-GB" w:eastAsia="en-GB" w:bidi="ar-SA"/>
+                <w14:ligatures w14:val="none"/>
+              </w:rPr>
+            </w:pPr>
+            <w:r>
+              <w:rPr>
+                <w:rFonts w:ascii="Times New Roman" w:eastAsia="Times New Roman" w:hAnsi="Times New Roman" w:cs="Times New Roman"/>
+                <w:kern w:val="0"/>
+                <w:sz w:val="24"/>
+                <w:szCs w:val="24"/>
+                <w:lang w:val="en-GB" w:eastAsia="en-GB" w:bidi="ar-SA"/>
+                <w14:ligatures w14:val="none"/>
+              </w:rPr>
+              <w:t>Access</w:t>
+            </w:r>
+          </w:p>
+        </w:tc>
+      </w:tr>
+      <w:tr>
+        <w:trPr>
+          <w:cnfStyle w:val="000000100000" w:firstRow="0" w:lastRow="0" w:firstColumn="0" w:lastColumn="0" w:oddVBand="0" w:evenVBand="0" w:oddHBand="1" w:evenHBand="0" w:firstRowFirstColumn="0" w:firstRowLastColumn="0" w:lastRowFirstColumn="0" w:lastRowLastColumn="0"/>
+        </w:trPr>
+        <w:tc>
+          <w:tcPr>
+            <w:cnfStyle w:val="001000000000" w:firstRow="0" w:lastRow="0" w:firstColumn="1" w:lastColumn="0" w:oddVBand="0" w:evenVBand="0" w:oddHBand="0" w:evenHBand="0" w:firstRowFirstColumn="0" w:firstRowLastColumn="0" w:lastRowFirstColumn="0" w:lastRowLastColumn="0"/>
+            <w:tcW w:w="0" w:type="auto"/>
+            <w:hideMark/>
+          </w:tcPr>
+          <w:p>
+            <w:pPr>
+              <w:rPr>
+                <w:rFonts w:ascii="Times New Roman" w:eastAsia="Times New Roman" w:hAnsi="Times New Roman" w:cs="Times New Roman"/>
+                <w:kern w:val="0"/>
+                <w:sz w:val="24"/>
+                <w:szCs w:val="24"/>
+                <w:lang w:val="en-GB" w:eastAsia="en-GB" w:bidi="ar-SA"/>
+                <w14:ligatures w14:val="none"/>
+              </w:rPr>
+            </w:pPr>
+            <w:r>
+              <w:rPr>
+                <w:rFonts w:ascii="Times New Roman" w:eastAsia="Times New Roman" w:hAnsi="Times New Roman" w:cs="Times New Roman"/>
+                <w:kern w:val="0"/>
+                <w:sz w:val="24"/>
+                <w:szCs w:val="24"/>
+                <w:lang w:val="en-GB" w:eastAsia="en-GB" w:bidi="ar-SA"/>
+                <w14:ligatures w14:val="none"/>
+              </w:rPr>
+              <w:t>Board</w:t>
+            </w:r>
+          </w:p>
+        </w:tc>
+        <w:tc>
+          <w:tcPr>
+            <w:tcW w:w="7522" w:type="dxa"/>
+            <w:hideMark/>
+          </w:tcPr>
+          <w:p>
+            <w:pPr>
+              <w:cnfStyle w:val="000000100000" w:firstRow="0" w:lastRow="0" w:firstColumn="0" w:lastColumn="0" w:oddVBand="0" w:evenVBand="0" w:oddHBand="1" w:evenHBand="0" w:firstRowFirstColumn="0" w:firstRowLastColumn="0" w:lastRowFirstColumn="0" w:lastRowLastColumn="0"/>
+              <w:rPr>
+                <w:rFonts w:ascii="Times New Roman" w:eastAsia="Times New Roman" w:hAnsi="Times New Roman" w:cs="Times New Roman"/>
+                <w:kern w:val="0"/>
+                <w:sz w:val="24"/>
+                <w:szCs w:val="24"/>
+                <w:lang w:val="en-GB" w:eastAsia="en-GB" w:bidi="ar-SA"/>
+                <w14:ligatures w14:val="none"/>
+              </w:rPr>
+            </w:pPr>
+            <w:r>
+              <w:rPr>
+                <w:rFonts w:ascii="Times New Roman" w:eastAsia="Times New Roman" w:hAnsi="Times New Roman" w:cs="Times New Roman"/>
+                <w:kern w:val="0"/>
+                <w:sz w:val="24"/>
+                <w:szCs w:val="24"/>
+                <w:lang w:val="en-GB" w:eastAsia="en-GB" w:bidi="ar-SA"/>
+                <w14:ligatures w14:val="none"/>
+              </w:rPr>
+              <w:t>Full</w:t>
+            </w:r>
+          </w:p>
+        </w:tc>
+      </w:tr>
+      <w:tr>
+        <w:tc>
+          <w:tcPr>
+            <w:cnfStyle w:val="001000000000" w:firstRow="0" w:lastRow="0" w:firstColumn="1" w:lastColumn="0" w:oddVBand="0" w:evenVBand="0" w:oddHBand="0" w:evenHBand="0" w:firstRowFirstColumn="0" w:firstRowLastColumn="0" w:lastRowFirstColumn="0" w:lastRowLastColumn="0"/>
+            <w:tcW w:w="0" w:type="auto"/>
+            <w:hideMark/>
+          </w:tcPr>
+          <w:p>
+            <w:pPr>
+              <w:rPr>
+                <w:rFonts w:ascii="Times New Roman" w:eastAsia="Times New Roman" w:hAnsi="Times New Roman" w:cs="Times New Roman"/>
+                <w:kern w:val="0"/>
+                <w:sz w:val="24"/>
+                <w:szCs w:val="24"/>
+                <w:lang w:val="en-GB" w:eastAsia="en-GB" w:bidi="ar-SA"/>
+                <w14:ligatures w14:val="none"/>
+              </w:rPr>
+            </w:pPr>
+            <w:r>
+              <w:rPr>
+                <w:rFonts w:ascii="Times New Roman" w:eastAsia="Times New Roman" w:hAnsi="Times New Roman" w:cs="Times New Roman"/>
+                <w:kern w:val="0"/>
+                <w:sz w:val="24"/>
+                <w:szCs w:val="24"/>
+                <w:lang w:val="en-GB" w:eastAsia="en-GB" w:bidi="ar-SA"/>
+                <w14:ligatures w14:val="none"/>
+              </w:rPr>
+              <w:t>Management</w:t>
+            </w:r>
+          </w:p>
+        </w:tc>
+        <w:tc>
+          <w:tcPr>
+            <w:tcW w:w="7522" w:type="dxa"/>
+            <w:hideMark/>
+          </w:tcPr>
+          <w:p>
+            <w:pPr>
+              <w:cnfStyle w:val="000000000000" w:firstRow="0" w:lastRow="0" w:firstColumn="0" w:lastColumn="0" w:oddVBand="0" w:evenVBand="0" w:oddHBand="0" w:evenHBand="0" w:firstRowFirstColumn="0" w:firstRowLastColumn="0" w:lastRowFirstColumn="0" w:lastRowLastColumn="0"/>
+              <w:rPr>
+                <w:rFonts w:ascii="Times New Roman" w:eastAsia="Times New Roman" w:hAnsi="Times New Roman" w:cs="Times New Roman"/>
+                <w:kern w:val="0"/>
+                <w:sz w:val="24"/>
+                <w:szCs w:val="24"/>
+                <w:lang w:val="en-GB" w:eastAsia="en-GB" w:bidi="ar-SA"/>
+                <w14:ligatures w14:val="none"/>
+              </w:rPr>
+            </w:pPr>
+            <w:r>
+              <w:rPr>
+                <w:rFonts w:ascii="Times New Roman" w:eastAsia="Times New Roman" w:hAnsi="Times New Roman" w:cs="Times New Roman"/>
+                <w:kern w:val="0"/>
+                <w:sz w:val="24"/>
+                <w:szCs w:val="24"/>
+                <w:lang w:val="en-GB" w:eastAsia="en-GB" w:bidi="ar-SA"/>
+                <w14:ligatures w14:val="none"/>
+              </w:rPr>
+              <w:t>Full</w:t>
+            </w:r>
+          </w:p>
+        </w:tc>
+      </w:tr>
+      <w:tr>
+        <w:trPr>
+          <w:cnfStyle w:val="000000100000" w:firstRow="0" w:lastRow="0" w:firstColumn="0" w:lastColumn="0" w:oddVBand="0" w:evenVBand="0" w:oddHBand="1" w:evenHBand="0" w:firstRowFirstColumn="0" w:firstRowLastColumn="0" w:lastRowFirstColumn="0" w:lastRowLastColumn="0"/>
+        </w:trPr>
+        <w:tc>
+          <w:tcPr>
+            <w:cnfStyle w:val="001000000000" w:firstRow="0" w:lastRow="0" w:firstColumn="1" w:lastColumn="0" w:oddVBand="0" w:evenVBand="0" w:oddHBand="0" w:evenHBand="0" w:firstRowFirstColumn="0" w:firstRowLastColumn="0" w:lastRowFirstColumn="0" w:lastRowLastColumn="0"/>
+            <w:tcW w:w="0" w:type="auto"/>
+            <w:hideMark/>
+          </w:tcPr>
+          <w:p>
+            <w:pPr>
+              <w:rPr>
+                <w:rFonts w:ascii="Times New Roman" w:eastAsia="Times New Roman" w:hAnsi="Times New Roman" w:cs="Times New Roman"/>
+                <w:kern w:val="0"/>
+                <w:sz w:val="24"/>
+                <w:szCs w:val="24"/>
+                <w:lang w:val="en-GB" w:eastAsia="en-GB" w:bidi="ar-SA"/>
+                <w14:ligatures w14:val="none"/>
+              </w:rPr>
+            </w:pPr>
+            <w:r>
+              <w:rPr>
+                <w:rFonts w:ascii="Times New Roman" w:eastAsia="Times New Roman" w:hAnsi="Times New Roman" w:cs="Times New Roman"/>
+                <w:kern w:val="0"/>
+                <w:sz w:val="24"/>
+                <w:szCs w:val="24"/>
+                <w:lang w:val="en-GB" w:eastAsia="en-GB" w:bidi="ar-SA"/>
+                <w14:ligatures w14:val="none"/>
+              </w:rPr>
+              <w:t>Departments</w:t>
+            </w:r>
+          </w:p>
+        </w:tc>
+        <w:tc>
+          <w:tcPr>
+            <w:tcW w:w="7522" w:type="dxa"/>
+            <w:hideMark/>
+          </w:tcPr>
+          <w:p>
+            <w:pPr>
+              <w:cnfStyle w:val="000000100000" w:firstRow="0" w:lastRow="0" w:firstColumn="0" w:lastColumn="0" w:oddVBand="0" w:evenVBand="0" w:oddHBand="1" w:evenHBand="0" w:firstRowFirstColumn="0" w:firstRowLastColumn="0" w:lastRowFirstColumn="0" w:lastRowLastColumn="0"/>
+              <w:rPr>
+                <w:rFonts w:ascii="Times New Roman" w:eastAsia="Times New Roman" w:hAnsi="Times New Roman" w:cs="Times New Roman"/>
+                <w:kern w:val="0"/>
+                <w:sz w:val="24"/>
+                <w:szCs w:val="24"/>
+                <w:lang w:val="en-GB" w:eastAsia="en-GB" w:bidi="ar-SA"/>
+                <w14:ligatures w14:val="none"/>
+              </w:rPr>
+            </w:pPr>
+            <w:r>
+              <w:rPr>
+                <w:rFonts w:ascii="Times New Roman" w:eastAsia="Times New Roman" w:hAnsi="Times New Roman" w:cs="Times New Roman"/>
+                <w:kern w:val="0"/>
+                <w:sz w:val="24"/>
+                <w:szCs w:val="24"/>
+                <w:lang w:val="en-GB" w:eastAsia="en-GB" w:bidi="ar-SA"/>
+                <w14:ligatures w14:val="none"/>
+              </w:rPr>
+              <w:t>Relevant sections</w:t>
+            </w:r>
+          </w:p>
+        </w:tc>
+      </w:tr>
+    </w:tbl>
+    <w:p>
+      <w:pPr>
+        <w:keepNext/>
+        <w:keepLines/>
+        <w:spacing w:before="160" w:after="80"/>
+        <w:outlineLvl w:val="2"/>
+        <w:rPr>
+          <w:rFonts w:ascii="Times New Roman" w:eastAsia="Times New Roman" w:hAnsi="Times New Roman" w:cs="Times New Roman"/>
+          <w:b/>
+          <w:bCs/>
+          <w:kern w:val="0"/>
+          <w:sz w:val="27"/>
+          <w:szCs w:val="27"/>
+          <w:lang w:val="en-GB" w:eastAsia="en-GB" w:bidi="ar-SA"/>
+          <w14:ligatures w14:val="none"/>
+        </w:rPr>
+      </w:pPr>
+    </w:p>
+    <w:p>
+      <w:pPr>
+        <w:rPr>
+          <w:rFonts w:ascii="Times New Roman" w:eastAsia="Times New Roman" w:hAnsi="Times New Roman" w:cs="Times New Roman"/>
+          <w:b/>
+          <w:bCs/>
+          <w:kern w:val="0"/>
+          <w:sz w:val="27"/>
+          <w:szCs w:val="27"/>
+          <w:lang w:val="en-GB" w:eastAsia="en-GB" w:bidi="ar-SA"/>
+          <w14:ligatures w14:val="none"/>
+        </w:rPr>
+      </w:pPr>
+      <w:r>
+        <w:rPr>
+          <w:rFonts w:ascii="Times New Roman" w:eastAsia="Times New Roman" w:hAnsi="Times New Roman" w:cs="Times New Roman"/>
+          <w:b/>
+          <w:bCs/>
+          <w:kern w:val="0"/>
+          <w:sz w:val="27"/>
+          <w:szCs w:val="27"/>
+          <w:lang w:val="en-GB" w:eastAsia="en-GB" w:bidi="ar-SA"/>
+          <w14:ligatures w14:val="none"/>
+        </w:rPr>
+        <w:t>Document Hierarchy</w:t>
+      </w:r>
+    </w:p>
+    <w:p>
+      <w:pPr>
+        <w:spacing w:after="0"/>
+        <w:rPr>
+          <w:rFonts w:ascii="Courier New" w:eastAsia="Times New Roman" w:hAnsi="Courier New" w:cs="Courier New"/>
+          <w:kern w:val="0"/>
+          <w:sz w:val="20"/>
+          <w:szCs w:val="20"/>
+          <w:lang w:val="en-GB" w:eastAsia="en-GB" w:bidi="ar-SA"/>
+          <w14:ligatures w14:val="none"/>
+        </w:rPr>
+      </w:pPr>
+      <w:r>
+        <w:rPr>
+          <w:rFonts w:ascii="Courier New" w:eastAsia="Times New Roman" w:hAnsi="Courier New" w:cs="Courier New"/>
+          <w:kern w:val="0"/>
+          <w:sz w:val="20"/>
+          <w:szCs w:val="20"/>
+          <w:lang w:val="en-GB" w:eastAsia="en-GB" w:bidi="ar-SA"/>
+          <w14:ligatures w14:val="none"/>
+        </w:rPr>
+        <w:t>Level 1 – Policy</w:t>
+      </w:r>
+      <w:r>
+        <w:rPr>
+          <w:rFonts w:ascii="Courier New" w:eastAsia="Times New Roman" w:hAnsi="Courier New" w:cs="Courier New"/>
+          <w:kern w:val="0"/>
+          <w:sz w:val="20"/>
+          <w:szCs w:val="20"/>
+          <w:lang w:val="en-GB" w:eastAsia="en-GB" w:bidi="ar-SA"/>
+          <w14:ligatures w14:val="none"/>
+        </w:rPr>
+        <w:br/>
+        <w:t>Level 2 – Procedure</w:t>
+      </w:r>
+      <w:r>
+        <w:rPr>
+          <w:rFonts w:ascii="Courier New" w:eastAsia="Times New Roman" w:hAnsi="Courier New" w:cs="Courier New"/>
+          <w:kern w:val="0"/>
+          <w:sz w:val="20"/>
+          <w:szCs w:val="20"/>
+          <w:lang w:val="en-GB" w:eastAsia="en-GB" w:bidi="ar-SA"/>
+          <w14:ligatures w14:val="none"/>
+        </w:rPr>
+        <w:br/>
+        <w:t>Level 3 – Work Instruction</w:t>
+      </w:r>
+      <w:r>
+        <w:rPr>
+          <w:rFonts w:ascii="Courier New" w:eastAsia="Times New Roman" w:hAnsi="Courier New" w:cs="Courier New"/>
+          <w:kern w:val="0"/>
+          <w:sz w:val="20"/>
+          <w:szCs w:val="20"/>
+          <w:lang w:val="en-GB" w:eastAsia="en-GB" w:bidi="ar-SA"/>
+          <w14:ligatures w14:val="none"/>
+        </w:rPr>
+        <w:br/>
+        <w:t>Level 4 – Forms / Templates</w:t>
+      </w:r>
+    </w:p>
+    <w:p/>
     <w:p>
       <w:pPr>
         <w:rPr>
@@ -68,17 +1717,11 @@
           <w:kern w:val="36"/>
           <w:sz w:val="48"/>
           <w:szCs w:val="48"/>
-          <w:rtl/>
           <w:lang w:val="en-GB" w:eastAsia="en-GB"/>
           <w14:ligatures w14:val="none"/>
         </w:rPr>
       </w:pPr>
-    </w:p>
-    <w:p>
-      <w:pPr>
-        <w:shd w:val="clear" w:color="auto" w:fill="0A2F41" w:themeFill="accent1" w:themeFillShade="80"/>
-        <w:spacing w:before="100" w:beforeAutospacing="1" w:after="100" w:afterAutospacing="1" w:line="240" w:lineRule="auto"/>
-        <w:outlineLvl w:val="0"/>
+      <w:r>
         <w:rPr>
           <w:rFonts w:ascii="Times New Roman" w:eastAsia="Times New Roman" w:hAnsi="Times New Roman" w:cs="Times New Roman"/>
           <w:b/>
@@ -86,11 +1729,1250 @@
           <w:kern w:val="36"/>
           <w:sz w:val="48"/>
           <w:szCs w:val="48"/>
-          <w:lang w:val="en-GB" w:eastAsia="en-GB" w:bidi="ar-SA"/>
-          <w14:ligatures w14:val="none"/>
-        </w:rPr>
-      </w:pPr>
-      <w:r>
+          <w:lang w:val="en-GB" w:eastAsia="en-GB"/>
+          <w14:ligatures w14:val="none"/>
+        </w:rPr>
+        <w:br w:type="page"/>
+      </w:r>
+    </w:p>
+    <w:sdt>
+      <w:sdtPr>
+        <w:id w:val="1304504042"/>
+        <w:docPartObj>
+          <w:docPartGallery w:val="Table of Contents"/>
+          <w:docPartUnique/>
+        </w:docPartObj>
+      </w:sdtPr>
+      <w:sdtEndPr>
+        <w:rPr>
+          <w:rFonts w:asciiTheme="minorHAnsi" w:eastAsiaTheme="minorHAnsi" w:hAnsiTheme="minorHAnsi" w:cstheme="minorBidi"/>
+          <w:b/>
+          <w:bCs/>
+          <w:noProof/>
+          <w:color w:val="auto"/>
+          <w:kern w:val="2"/>
+          <w:sz w:val="22"/>
+          <w:szCs w:val="22"/>
+          <w:lang w:bidi="ar-EG"/>
+          <w14:ligatures w14:val="standardContextual"/>
+        </w:rPr>
+      </w:sdtEndPr>
+      <w:sdtContent>
+        <w:p>
+          <w:pPr>
+            <w:pStyle w:val="TOCHeading"/>
+          </w:pPr>
+          <w:r>
+            <w:t>Contents</w:t>
+          </w:r>
+        </w:p>
+        <w:p>
+          <w:pPr>
+            <w:pStyle w:val="TOC1"/>
+            <w:tabs>
+              <w:tab w:val="right" w:leader="dot" w:pos="9016"/>
+            </w:tabs>
+            <w:rPr>
+              <w:noProof/>
+            </w:rPr>
+          </w:pPr>
+          <w:r>
+            <w:fldChar w:fldCharType="begin"/>
+          </w:r>
+          <w:r>
+            <w:instrText xml:space="preserve"> TOC \o "1-3" \h \z \u </w:instrText>
+          </w:r>
+          <w:r>
+            <w:fldChar w:fldCharType="separate"/>
+          </w:r>
+          <w:hyperlink w:anchor="_Toc224152860" w:history="1">
+            <w:r>
+              <w:rPr>
+                <w:rStyle w:val="Hyperlink"/>
+                <w:rFonts w:ascii="Times New Roman" w:eastAsia="Times New Roman" w:hAnsi="Times New Roman" w:cs="Times New Roman"/>
+                <w:b/>
+                <w:bCs/>
+                <w:noProof/>
+                <w:kern w:val="36"/>
+                <w:lang w:val="en-GB" w:eastAsia="en-GB"/>
+                <w14:ligatures w14:val="none"/>
+              </w:rPr>
+              <w:t>RAM ENTERPRISE P&amp;P WBS STRUCTURE – 05_CapEx_Projects</w:t>
+            </w:r>
+            <w:r>
+              <w:rPr>
+                <w:noProof/>
+                <w:webHidden/>
+              </w:rPr>
+              <w:tab/>
+            </w:r>
+            <w:r>
+              <w:rPr>
+                <w:noProof/>
+                <w:webHidden/>
+              </w:rPr>
+              <w:fldChar w:fldCharType="begin"/>
+            </w:r>
+            <w:r>
+              <w:rPr>
+                <w:noProof/>
+                <w:webHidden/>
+              </w:rPr>
+              <w:instrText xml:space="preserve"> PAGEREF _Toc224152860 \h </w:instrText>
+            </w:r>
+            <w:r>
+              <w:rPr>
+                <w:noProof/>
+                <w:webHidden/>
+              </w:rPr>
+            </w:r>
+            <w:r>
+              <w:rPr>
+                <w:noProof/>
+                <w:webHidden/>
+              </w:rPr>
+              <w:fldChar w:fldCharType="separate"/>
+            </w:r>
+            <w:r>
+              <w:rPr>
+                <w:noProof/>
+                <w:webHidden/>
+              </w:rPr>
+              <w:t>1</w:t>
+            </w:r>
+            <w:r>
+              <w:rPr>
+                <w:noProof/>
+                <w:webHidden/>
+              </w:rPr>
+              <w:fldChar w:fldCharType="end"/>
+            </w:r>
+          </w:hyperlink>
+        </w:p>
+        <w:p>
+          <w:pPr>
+            <w:pStyle w:val="TOC1"/>
+            <w:tabs>
+              <w:tab w:val="right" w:leader="dot" w:pos="9016"/>
+            </w:tabs>
+            <w:rPr>
+              <w:noProof/>
+            </w:rPr>
+          </w:pPr>
+          <w:hyperlink w:anchor="_Toc224152861" w:history="1">
+            <w:r>
+              <w:rPr>
+                <w:rStyle w:val="Hyperlink"/>
+                <w:rFonts w:ascii="Times New Roman" w:eastAsia="Times New Roman" w:hAnsi="Times New Roman" w:cs="Times New Roman"/>
+                <w:b/>
+                <w:bCs/>
+                <w:noProof/>
+                <w:kern w:val="36"/>
+                <w:lang w:val="en-GB" w:eastAsia="en-GB"/>
+                <w14:ligatures w14:val="none"/>
+              </w:rPr>
+              <w:t>05_CapEx_Projects</w:t>
+            </w:r>
+            <w:r>
+              <w:rPr>
+                <w:noProof/>
+                <w:webHidden/>
+              </w:rPr>
+              <w:tab/>
+            </w:r>
+            <w:r>
+              <w:rPr>
+                <w:noProof/>
+                <w:webHidden/>
+              </w:rPr>
+              <w:fldChar w:fldCharType="begin"/>
+            </w:r>
+            <w:r>
+              <w:rPr>
+                <w:noProof/>
+                <w:webHidden/>
+              </w:rPr>
+              <w:instrText xml:space="preserve"> PAGEREF _Toc224152861 \h </w:instrText>
+            </w:r>
+            <w:r>
+              <w:rPr>
+                <w:noProof/>
+                <w:webHidden/>
+              </w:rPr>
+            </w:r>
+            <w:r>
+              <w:rPr>
+                <w:noProof/>
+                <w:webHidden/>
+              </w:rPr>
+              <w:fldChar w:fldCharType="separate"/>
+            </w:r>
+            <w:r>
+              <w:rPr>
+                <w:noProof/>
+                <w:webHidden/>
+              </w:rPr>
+              <w:t>3</w:t>
+            </w:r>
+            <w:r>
+              <w:rPr>
+                <w:noProof/>
+                <w:webHidden/>
+              </w:rPr>
+              <w:fldChar w:fldCharType="end"/>
+            </w:r>
+          </w:hyperlink>
+        </w:p>
+        <w:p>
+          <w:pPr>
+            <w:pStyle w:val="TOC2"/>
+            <w:tabs>
+              <w:tab w:val="right" w:leader="dot" w:pos="9016"/>
+            </w:tabs>
+            <w:rPr>
+              <w:noProof/>
+            </w:rPr>
+          </w:pPr>
+          <w:hyperlink w:anchor="_Toc224152862" w:history="1">
+            <w:r>
+              <w:rPr>
+                <w:rStyle w:val="Hyperlink"/>
+                <w:rFonts w:ascii="Times New Roman" w:eastAsia="Times New Roman" w:hAnsi="Times New Roman" w:cs="Times New Roman"/>
+                <w:b/>
+                <w:bCs/>
+                <w:noProof/>
+                <w:kern w:val="0"/>
+                <w:lang w:val="en-GB" w:eastAsia="en-GB"/>
+                <w14:ligatures w14:val="none"/>
+              </w:rPr>
+              <w:t>05.1 CapEx Governance &amp; Policy Framework</w:t>
+            </w:r>
+            <w:r>
+              <w:rPr>
+                <w:noProof/>
+                <w:webHidden/>
+              </w:rPr>
+              <w:tab/>
+            </w:r>
+            <w:r>
+              <w:rPr>
+                <w:noProof/>
+                <w:webHidden/>
+              </w:rPr>
+              <w:fldChar w:fldCharType="begin"/>
+            </w:r>
+            <w:r>
+              <w:rPr>
+                <w:noProof/>
+                <w:webHidden/>
+              </w:rPr>
+              <w:instrText xml:space="preserve"> PAGEREF _Toc224152862 \h </w:instrText>
+            </w:r>
+            <w:r>
+              <w:rPr>
+                <w:noProof/>
+                <w:webHidden/>
+              </w:rPr>
+            </w:r>
+            <w:r>
+              <w:rPr>
+                <w:noProof/>
+                <w:webHidden/>
+              </w:rPr>
+              <w:fldChar w:fldCharType="separate"/>
+            </w:r>
+            <w:r>
+              <w:rPr>
+                <w:noProof/>
+                <w:webHidden/>
+              </w:rPr>
+              <w:t>3</w:t>
+            </w:r>
+            <w:r>
+              <w:rPr>
+                <w:noProof/>
+                <w:webHidden/>
+              </w:rPr>
+              <w:fldChar w:fldCharType="end"/>
+            </w:r>
+          </w:hyperlink>
+        </w:p>
+        <w:p>
+          <w:pPr>
+            <w:pStyle w:val="TOC3"/>
+            <w:tabs>
+              <w:tab w:val="right" w:leader="dot" w:pos="9016"/>
+            </w:tabs>
+            <w:rPr>
+              <w:noProof/>
+            </w:rPr>
+          </w:pPr>
+          <w:hyperlink w:anchor="_Toc224152863" w:history="1">
+            <w:r>
+              <w:rPr>
+                <w:rStyle w:val="Hyperlink"/>
+                <w:rFonts w:ascii="Times New Roman" w:eastAsia="Times New Roman" w:hAnsi="Times New Roman" w:cs="Times New Roman"/>
+                <w:b/>
+                <w:bCs/>
+                <w:noProof/>
+                <w:kern w:val="0"/>
+                <w:lang w:val="en-GB" w:eastAsia="en-GB"/>
+                <w14:ligatures w14:val="none"/>
+              </w:rPr>
+              <w:t>05.1.1 Capital Investment Policy</w:t>
+            </w:r>
+            <w:r>
+              <w:rPr>
+                <w:noProof/>
+                <w:webHidden/>
+              </w:rPr>
+              <w:tab/>
+            </w:r>
+            <w:r>
+              <w:rPr>
+                <w:noProof/>
+                <w:webHidden/>
+              </w:rPr>
+              <w:fldChar w:fldCharType="begin"/>
+            </w:r>
+            <w:r>
+              <w:rPr>
+                <w:noProof/>
+                <w:webHidden/>
+              </w:rPr>
+              <w:instrText xml:space="preserve"> PAGEREF _Toc224152863 \h </w:instrText>
+            </w:r>
+            <w:r>
+              <w:rPr>
+                <w:noProof/>
+                <w:webHidden/>
+              </w:rPr>
+            </w:r>
+            <w:r>
+              <w:rPr>
+                <w:noProof/>
+                <w:webHidden/>
+              </w:rPr>
+              <w:fldChar w:fldCharType="separate"/>
+            </w:r>
+            <w:r>
+              <w:rPr>
+                <w:noProof/>
+                <w:webHidden/>
+              </w:rPr>
+              <w:t>3</w:t>
+            </w:r>
+            <w:r>
+              <w:rPr>
+                <w:noProof/>
+                <w:webHidden/>
+              </w:rPr>
+              <w:fldChar w:fldCharType="end"/>
+            </w:r>
+          </w:hyperlink>
+        </w:p>
+        <w:p>
+          <w:pPr>
+            <w:pStyle w:val="TOC2"/>
+            <w:tabs>
+              <w:tab w:val="right" w:leader="dot" w:pos="9016"/>
+            </w:tabs>
+            <w:rPr>
+              <w:noProof/>
+            </w:rPr>
+          </w:pPr>
+          <w:hyperlink w:anchor="_Toc224152864" w:history="1">
+            <w:r>
+              <w:rPr>
+                <w:rStyle w:val="Hyperlink"/>
+                <w:rFonts w:ascii="Times New Roman" w:eastAsia="Times New Roman" w:hAnsi="Times New Roman" w:cs="Times New Roman"/>
+                <w:b/>
+                <w:bCs/>
+                <w:noProof/>
+                <w:kern w:val="0"/>
+                <w:lang w:val="en-GB" w:eastAsia="en-GB"/>
+                <w14:ligatures w14:val="none"/>
+              </w:rPr>
+              <w:t>05.2 Project Initiation &amp; Feasibility</w:t>
+            </w:r>
+            <w:r>
+              <w:rPr>
+                <w:noProof/>
+                <w:webHidden/>
+              </w:rPr>
+              <w:tab/>
+            </w:r>
+            <w:r>
+              <w:rPr>
+                <w:noProof/>
+                <w:webHidden/>
+              </w:rPr>
+              <w:fldChar w:fldCharType="begin"/>
+            </w:r>
+            <w:r>
+              <w:rPr>
+                <w:noProof/>
+                <w:webHidden/>
+              </w:rPr>
+              <w:instrText xml:space="preserve"> PAGEREF _Toc224152864 \h </w:instrText>
+            </w:r>
+            <w:r>
+              <w:rPr>
+                <w:noProof/>
+                <w:webHidden/>
+              </w:rPr>
+            </w:r>
+            <w:r>
+              <w:rPr>
+                <w:noProof/>
+                <w:webHidden/>
+              </w:rPr>
+              <w:fldChar w:fldCharType="separate"/>
+            </w:r>
+            <w:r>
+              <w:rPr>
+                <w:noProof/>
+                <w:webHidden/>
+              </w:rPr>
+              <w:t>3</w:t>
+            </w:r>
+            <w:r>
+              <w:rPr>
+                <w:noProof/>
+                <w:webHidden/>
+              </w:rPr>
+              <w:fldChar w:fldCharType="end"/>
+            </w:r>
+          </w:hyperlink>
+        </w:p>
+        <w:p>
+          <w:pPr>
+            <w:pStyle w:val="TOC3"/>
+            <w:tabs>
+              <w:tab w:val="right" w:leader="dot" w:pos="9016"/>
+            </w:tabs>
+            <w:rPr>
+              <w:noProof/>
+            </w:rPr>
+          </w:pPr>
+          <w:hyperlink w:anchor="_Toc224152865" w:history="1">
+            <w:r>
+              <w:rPr>
+                <w:rStyle w:val="Hyperlink"/>
+                <w:rFonts w:ascii="Times New Roman" w:eastAsia="Times New Roman" w:hAnsi="Times New Roman" w:cs="Times New Roman"/>
+                <w:b/>
+                <w:bCs/>
+                <w:noProof/>
+                <w:kern w:val="0"/>
+                <w:lang w:val="en-GB" w:eastAsia="en-GB"/>
+                <w14:ligatures w14:val="none"/>
+              </w:rPr>
+              <w:t>05.2.1 Project Identification Procedure</w:t>
+            </w:r>
+            <w:r>
+              <w:rPr>
+                <w:noProof/>
+                <w:webHidden/>
+              </w:rPr>
+              <w:tab/>
+            </w:r>
+            <w:r>
+              <w:rPr>
+                <w:noProof/>
+                <w:webHidden/>
+              </w:rPr>
+              <w:fldChar w:fldCharType="begin"/>
+            </w:r>
+            <w:r>
+              <w:rPr>
+                <w:noProof/>
+                <w:webHidden/>
+              </w:rPr>
+              <w:instrText xml:space="preserve"> PAGEREF _Toc224152865 \h </w:instrText>
+            </w:r>
+            <w:r>
+              <w:rPr>
+                <w:noProof/>
+                <w:webHidden/>
+              </w:rPr>
+            </w:r>
+            <w:r>
+              <w:rPr>
+                <w:noProof/>
+                <w:webHidden/>
+              </w:rPr>
+              <w:fldChar w:fldCharType="separate"/>
+            </w:r>
+            <w:r>
+              <w:rPr>
+                <w:noProof/>
+                <w:webHidden/>
+              </w:rPr>
+              <w:t>3</w:t>
+            </w:r>
+            <w:r>
+              <w:rPr>
+                <w:noProof/>
+                <w:webHidden/>
+              </w:rPr>
+              <w:fldChar w:fldCharType="end"/>
+            </w:r>
+          </w:hyperlink>
+        </w:p>
+        <w:p>
+          <w:pPr>
+            <w:pStyle w:val="TOC2"/>
+            <w:tabs>
+              <w:tab w:val="right" w:leader="dot" w:pos="9016"/>
+            </w:tabs>
+            <w:rPr>
+              <w:noProof/>
+            </w:rPr>
+          </w:pPr>
+          <w:hyperlink w:anchor="_Toc224152866" w:history="1">
+            <w:r>
+              <w:rPr>
+                <w:rStyle w:val="Hyperlink"/>
+                <w:rFonts w:ascii="Times New Roman" w:eastAsia="Times New Roman" w:hAnsi="Times New Roman" w:cs="Times New Roman"/>
+                <w:b/>
+                <w:bCs/>
+                <w:noProof/>
+                <w:kern w:val="0"/>
+                <w:lang w:val="en-GB" w:eastAsia="en-GB"/>
+                <w14:ligatures w14:val="none"/>
+              </w:rPr>
+              <w:t>05.3 Planning &amp; Design Phase</w:t>
+            </w:r>
+            <w:r>
+              <w:rPr>
+                <w:noProof/>
+                <w:webHidden/>
+              </w:rPr>
+              <w:tab/>
+            </w:r>
+            <w:r>
+              <w:rPr>
+                <w:noProof/>
+                <w:webHidden/>
+              </w:rPr>
+              <w:fldChar w:fldCharType="begin"/>
+            </w:r>
+            <w:r>
+              <w:rPr>
+                <w:noProof/>
+                <w:webHidden/>
+              </w:rPr>
+              <w:instrText xml:space="preserve"> PAGEREF _Toc224152866 \h </w:instrText>
+            </w:r>
+            <w:r>
+              <w:rPr>
+                <w:noProof/>
+                <w:webHidden/>
+              </w:rPr>
+            </w:r>
+            <w:r>
+              <w:rPr>
+                <w:noProof/>
+                <w:webHidden/>
+              </w:rPr>
+              <w:fldChar w:fldCharType="separate"/>
+            </w:r>
+            <w:r>
+              <w:rPr>
+                <w:noProof/>
+                <w:webHidden/>
+              </w:rPr>
+              <w:t>4</w:t>
+            </w:r>
+            <w:r>
+              <w:rPr>
+                <w:noProof/>
+                <w:webHidden/>
+              </w:rPr>
+              <w:fldChar w:fldCharType="end"/>
+            </w:r>
+          </w:hyperlink>
+        </w:p>
+        <w:p>
+          <w:pPr>
+            <w:pStyle w:val="TOC3"/>
+            <w:tabs>
+              <w:tab w:val="right" w:leader="dot" w:pos="9016"/>
+            </w:tabs>
+            <w:rPr>
+              <w:noProof/>
+            </w:rPr>
+          </w:pPr>
+          <w:hyperlink w:anchor="_Toc224152867" w:history="1">
+            <w:r>
+              <w:rPr>
+                <w:rStyle w:val="Hyperlink"/>
+                <w:rFonts w:ascii="Times New Roman" w:eastAsia="Times New Roman" w:hAnsi="Times New Roman" w:cs="Times New Roman"/>
+                <w:b/>
+                <w:bCs/>
+                <w:noProof/>
+                <w:kern w:val="0"/>
+                <w:lang w:val="en-GB" w:eastAsia="en-GB"/>
+                <w14:ligatures w14:val="none"/>
+              </w:rPr>
+              <w:t>05.3.1 Project Planning Procedure</w:t>
+            </w:r>
+            <w:r>
+              <w:rPr>
+                <w:noProof/>
+                <w:webHidden/>
+              </w:rPr>
+              <w:tab/>
+            </w:r>
+            <w:r>
+              <w:rPr>
+                <w:noProof/>
+                <w:webHidden/>
+              </w:rPr>
+              <w:fldChar w:fldCharType="begin"/>
+            </w:r>
+            <w:r>
+              <w:rPr>
+                <w:noProof/>
+                <w:webHidden/>
+              </w:rPr>
+              <w:instrText xml:space="preserve"> PAGEREF _Toc224152867 \h </w:instrText>
+            </w:r>
+            <w:r>
+              <w:rPr>
+                <w:noProof/>
+                <w:webHidden/>
+              </w:rPr>
+            </w:r>
+            <w:r>
+              <w:rPr>
+                <w:noProof/>
+                <w:webHidden/>
+              </w:rPr>
+              <w:fldChar w:fldCharType="separate"/>
+            </w:r>
+            <w:r>
+              <w:rPr>
+                <w:noProof/>
+                <w:webHidden/>
+              </w:rPr>
+              <w:t>4</w:t>
+            </w:r>
+            <w:r>
+              <w:rPr>
+                <w:noProof/>
+                <w:webHidden/>
+              </w:rPr>
+              <w:fldChar w:fldCharType="end"/>
+            </w:r>
+          </w:hyperlink>
+        </w:p>
+        <w:p>
+          <w:pPr>
+            <w:pStyle w:val="TOC2"/>
+            <w:tabs>
+              <w:tab w:val="right" w:leader="dot" w:pos="9016"/>
+            </w:tabs>
+            <w:rPr>
+              <w:noProof/>
+            </w:rPr>
+          </w:pPr>
+          <w:hyperlink w:anchor="_Toc224152868" w:history="1">
+            <w:r>
+              <w:rPr>
+                <w:rStyle w:val="Hyperlink"/>
+                <w:rFonts w:ascii="Times New Roman" w:eastAsia="Times New Roman" w:hAnsi="Times New Roman" w:cs="Times New Roman"/>
+                <w:b/>
+                <w:bCs/>
+                <w:noProof/>
+                <w:kern w:val="0"/>
+                <w:lang w:val="en-GB" w:eastAsia="en-GB"/>
+                <w14:ligatures w14:val="none"/>
+              </w:rPr>
+              <w:t>05.4 Procurement &amp; Contracting</w:t>
+            </w:r>
+            <w:r>
+              <w:rPr>
+                <w:noProof/>
+                <w:webHidden/>
+              </w:rPr>
+              <w:tab/>
+            </w:r>
+            <w:r>
+              <w:rPr>
+                <w:noProof/>
+                <w:webHidden/>
+              </w:rPr>
+              <w:fldChar w:fldCharType="begin"/>
+            </w:r>
+            <w:r>
+              <w:rPr>
+                <w:noProof/>
+                <w:webHidden/>
+              </w:rPr>
+              <w:instrText xml:space="preserve"> PAGEREF _Toc224152868 \h </w:instrText>
+            </w:r>
+            <w:r>
+              <w:rPr>
+                <w:noProof/>
+                <w:webHidden/>
+              </w:rPr>
+            </w:r>
+            <w:r>
+              <w:rPr>
+                <w:noProof/>
+                <w:webHidden/>
+              </w:rPr>
+              <w:fldChar w:fldCharType="separate"/>
+            </w:r>
+            <w:r>
+              <w:rPr>
+                <w:noProof/>
+                <w:webHidden/>
+              </w:rPr>
+              <w:t>5</w:t>
+            </w:r>
+            <w:r>
+              <w:rPr>
+                <w:noProof/>
+                <w:webHidden/>
+              </w:rPr>
+              <w:fldChar w:fldCharType="end"/>
+            </w:r>
+          </w:hyperlink>
+        </w:p>
+        <w:p>
+          <w:pPr>
+            <w:pStyle w:val="TOC3"/>
+            <w:tabs>
+              <w:tab w:val="right" w:leader="dot" w:pos="9016"/>
+            </w:tabs>
+            <w:rPr>
+              <w:noProof/>
+            </w:rPr>
+          </w:pPr>
+          <w:hyperlink w:anchor="_Toc224152869" w:history="1">
+            <w:r>
+              <w:rPr>
+                <w:rStyle w:val="Hyperlink"/>
+                <w:rFonts w:ascii="Times New Roman" w:eastAsia="Times New Roman" w:hAnsi="Times New Roman" w:cs="Times New Roman"/>
+                <w:b/>
+                <w:bCs/>
+                <w:noProof/>
+                <w:kern w:val="0"/>
+                <w:lang w:val="en-GB" w:eastAsia="en-GB"/>
+                <w14:ligatures w14:val="none"/>
+              </w:rPr>
+              <w:t>05.4.1 Tendering Procedure</w:t>
+            </w:r>
+            <w:r>
+              <w:rPr>
+                <w:noProof/>
+                <w:webHidden/>
+              </w:rPr>
+              <w:tab/>
+            </w:r>
+            <w:r>
+              <w:rPr>
+                <w:noProof/>
+                <w:webHidden/>
+              </w:rPr>
+              <w:fldChar w:fldCharType="begin"/>
+            </w:r>
+            <w:r>
+              <w:rPr>
+                <w:noProof/>
+                <w:webHidden/>
+              </w:rPr>
+              <w:instrText xml:space="preserve"> PAGEREF _Toc224152869 \h </w:instrText>
+            </w:r>
+            <w:r>
+              <w:rPr>
+                <w:noProof/>
+                <w:webHidden/>
+              </w:rPr>
+            </w:r>
+            <w:r>
+              <w:rPr>
+                <w:noProof/>
+                <w:webHidden/>
+              </w:rPr>
+              <w:fldChar w:fldCharType="separate"/>
+            </w:r>
+            <w:r>
+              <w:rPr>
+                <w:noProof/>
+                <w:webHidden/>
+              </w:rPr>
+              <w:t>5</w:t>
+            </w:r>
+            <w:r>
+              <w:rPr>
+                <w:noProof/>
+                <w:webHidden/>
+              </w:rPr>
+              <w:fldChar w:fldCharType="end"/>
+            </w:r>
+          </w:hyperlink>
+        </w:p>
+        <w:p>
+          <w:pPr>
+            <w:pStyle w:val="TOC2"/>
+            <w:tabs>
+              <w:tab w:val="right" w:leader="dot" w:pos="9016"/>
+            </w:tabs>
+            <w:rPr>
+              <w:noProof/>
+            </w:rPr>
+          </w:pPr>
+          <w:hyperlink w:anchor="_Toc224152870" w:history="1">
+            <w:r>
+              <w:rPr>
+                <w:rStyle w:val="Hyperlink"/>
+                <w:rFonts w:ascii="Times New Roman" w:eastAsia="Times New Roman" w:hAnsi="Times New Roman" w:cs="Times New Roman"/>
+                <w:b/>
+                <w:bCs/>
+                <w:noProof/>
+                <w:kern w:val="0"/>
+                <w:lang w:val="en-GB" w:eastAsia="en-GB"/>
+                <w14:ligatures w14:val="none"/>
+              </w:rPr>
+              <w:t>05.5 Project Execution &amp; Monitoring</w:t>
+            </w:r>
+            <w:r>
+              <w:rPr>
+                <w:noProof/>
+                <w:webHidden/>
+              </w:rPr>
+              <w:tab/>
+            </w:r>
+            <w:r>
+              <w:rPr>
+                <w:noProof/>
+                <w:webHidden/>
+              </w:rPr>
+              <w:fldChar w:fldCharType="begin"/>
+            </w:r>
+            <w:r>
+              <w:rPr>
+                <w:noProof/>
+                <w:webHidden/>
+              </w:rPr>
+              <w:instrText xml:space="preserve"> PAGEREF _Toc224152870 \h </w:instrText>
+            </w:r>
+            <w:r>
+              <w:rPr>
+                <w:noProof/>
+                <w:webHidden/>
+              </w:rPr>
+            </w:r>
+            <w:r>
+              <w:rPr>
+                <w:noProof/>
+                <w:webHidden/>
+              </w:rPr>
+              <w:fldChar w:fldCharType="separate"/>
+            </w:r>
+            <w:r>
+              <w:rPr>
+                <w:noProof/>
+                <w:webHidden/>
+              </w:rPr>
+              <w:t>5</w:t>
+            </w:r>
+            <w:r>
+              <w:rPr>
+                <w:noProof/>
+                <w:webHidden/>
+              </w:rPr>
+              <w:fldChar w:fldCharType="end"/>
+            </w:r>
+          </w:hyperlink>
+        </w:p>
+        <w:p>
+          <w:pPr>
+            <w:pStyle w:val="TOC3"/>
+            <w:tabs>
+              <w:tab w:val="right" w:leader="dot" w:pos="9016"/>
+            </w:tabs>
+            <w:rPr>
+              <w:noProof/>
+            </w:rPr>
+          </w:pPr>
+          <w:hyperlink w:anchor="_Toc224152871" w:history="1">
+            <w:r>
+              <w:rPr>
+                <w:rStyle w:val="Hyperlink"/>
+                <w:rFonts w:ascii="Times New Roman" w:eastAsia="Times New Roman" w:hAnsi="Times New Roman" w:cs="Times New Roman"/>
+                <w:b/>
+                <w:bCs/>
+                <w:noProof/>
+                <w:kern w:val="0"/>
+                <w:lang w:val="en-GB" w:eastAsia="en-GB"/>
+                <w14:ligatures w14:val="none"/>
+              </w:rPr>
+              <w:t>05.5.1 Construction Management Procedure</w:t>
+            </w:r>
+            <w:r>
+              <w:rPr>
+                <w:noProof/>
+                <w:webHidden/>
+              </w:rPr>
+              <w:tab/>
+            </w:r>
+            <w:r>
+              <w:rPr>
+                <w:noProof/>
+                <w:webHidden/>
+              </w:rPr>
+              <w:fldChar w:fldCharType="begin"/>
+            </w:r>
+            <w:r>
+              <w:rPr>
+                <w:noProof/>
+                <w:webHidden/>
+              </w:rPr>
+              <w:instrText xml:space="preserve"> PAGEREF _Toc224152871 \h </w:instrText>
+            </w:r>
+            <w:r>
+              <w:rPr>
+                <w:noProof/>
+                <w:webHidden/>
+              </w:rPr>
+            </w:r>
+            <w:r>
+              <w:rPr>
+                <w:noProof/>
+                <w:webHidden/>
+              </w:rPr>
+              <w:fldChar w:fldCharType="separate"/>
+            </w:r>
+            <w:r>
+              <w:rPr>
+                <w:noProof/>
+                <w:webHidden/>
+              </w:rPr>
+              <w:t>5</w:t>
+            </w:r>
+            <w:r>
+              <w:rPr>
+                <w:noProof/>
+                <w:webHidden/>
+              </w:rPr>
+              <w:fldChar w:fldCharType="end"/>
+            </w:r>
+          </w:hyperlink>
+        </w:p>
+        <w:p>
+          <w:pPr>
+            <w:pStyle w:val="TOC2"/>
+            <w:tabs>
+              <w:tab w:val="right" w:leader="dot" w:pos="9016"/>
+            </w:tabs>
+            <w:rPr>
+              <w:noProof/>
+            </w:rPr>
+          </w:pPr>
+          <w:hyperlink w:anchor="_Toc224152872" w:history="1">
+            <w:r>
+              <w:rPr>
+                <w:rStyle w:val="Hyperlink"/>
+                <w:rFonts w:ascii="Times New Roman" w:eastAsia="Times New Roman" w:hAnsi="Times New Roman" w:cs="Times New Roman"/>
+                <w:b/>
+                <w:bCs/>
+                <w:noProof/>
+                <w:kern w:val="0"/>
+                <w:lang w:val="en-GB" w:eastAsia="en-GB"/>
+                <w14:ligatures w14:val="none"/>
+              </w:rPr>
+              <w:t>05.6 Handover &amp; Asset Capitalization</w:t>
+            </w:r>
+            <w:r>
+              <w:rPr>
+                <w:noProof/>
+                <w:webHidden/>
+              </w:rPr>
+              <w:tab/>
+            </w:r>
+            <w:r>
+              <w:rPr>
+                <w:noProof/>
+                <w:webHidden/>
+              </w:rPr>
+              <w:fldChar w:fldCharType="begin"/>
+            </w:r>
+            <w:r>
+              <w:rPr>
+                <w:noProof/>
+                <w:webHidden/>
+              </w:rPr>
+              <w:instrText xml:space="preserve"> PAGEREF _Toc224152872 \h </w:instrText>
+            </w:r>
+            <w:r>
+              <w:rPr>
+                <w:noProof/>
+                <w:webHidden/>
+              </w:rPr>
+            </w:r>
+            <w:r>
+              <w:rPr>
+                <w:noProof/>
+                <w:webHidden/>
+              </w:rPr>
+              <w:fldChar w:fldCharType="separate"/>
+            </w:r>
+            <w:r>
+              <w:rPr>
+                <w:noProof/>
+                <w:webHidden/>
+              </w:rPr>
+              <w:t>6</w:t>
+            </w:r>
+            <w:r>
+              <w:rPr>
+                <w:noProof/>
+                <w:webHidden/>
+              </w:rPr>
+              <w:fldChar w:fldCharType="end"/>
+            </w:r>
+          </w:hyperlink>
+        </w:p>
+        <w:p>
+          <w:pPr>
+            <w:pStyle w:val="TOC3"/>
+            <w:tabs>
+              <w:tab w:val="right" w:leader="dot" w:pos="9016"/>
+            </w:tabs>
+            <w:rPr>
+              <w:noProof/>
+            </w:rPr>
+          </w:pPr>
+          <w:hyperlink w:anchor="_Toc224152873" w:history="1">
+            <w:r>
+              <w:rPr>
+                <w:rStyle w:val="Hyperlink"/>
+                <w:rFonts w:ascii="Times New Roman" w:eastAsia="Times New Roman" w:hAnsi="Times New Roman" w:cs="Times New Roman"/>
+                <w:b/>
+                <w:bCs/>
+                <w:noProof/>
+                <w:kern w:val="0"/>
+                <w:lang w:val="en-GB" w:eastAsia="en-GB"/>
+                <w14:ligatures w14:val="none"/>
+              </w:rPr>
+              <w:t>05.6.1 Project Close-Out Procedure</w:t>
+            </w:r>
+            <w:r>
+              <w:rPr>
+                <w:noProof/>
+                <w:webHidden/>
+              </w:rPr>
+              <w:tab/>
+            </w:r>
+            <w:r>
+              <w:rPr>
+                <w:noProof/>
+                <w:webHidden/>
+              </w:rPr>
+              <w:fldChar w:fldCharType="begin"/>
+            </w:r>
+            <w:r>
+              <w:rPr>
+                <w:noProof/>
+                <w:webHidden/>
+              </w:rPr>
+              <w:instrText xml:space="preserve"> PAGEREF _Toc224152873 \h </w:instrText>
+            </w:r>
+            <w:r>
+              <w:rPr>
+                <w:noProof/>
+                <w:webHidden/>
+              </w:rPr>
+            </w:r>
+            <w:r>
+              <w:rPr>
+                <w:noProof/>
+                <w:webHidden/>
+              </w:rPr>
+              <w:fldChar w:fldCharType="separate"/>
+            </w:r>
+            <w:r>
+              <w:rPr>
+                <w:noProof/>
+                <w:webHidden/>
+              </w:rPr>
+              <w:t>6</w:t>
+            </w:r>
+            <w:r>
+              <w:rPr>
+                <w:noProof/>
+                <w:webHidden/>
+              </w:rPr>
+              <w:fldChar w:fldCharType="end"/>
+            </w:r>
+          </w:hyperlink>
+        </w:p>
+        <w:p>
+          <w:pPr>
+            <w:pStyle w:val="TOC1"/>
+            <w:tabs>
+              <w:tab w:val="right" w:leader="dot" w:pos="9016"/>
+            </w:tabs>
+            <w:rPr>
+              <w:noProof/>
+            </w:rPr>
+          </w:pPr>
+          <w:hyperlink w:anchor="_Toc224152874" w:history="1">
+            <w:r>
+              <w:rPr>
+                <w:rStyle w:val="Hyperlink"/>
+                <w:rFonts w:ascii="Times New Roman" w:eastAsia="Times New Roman" w:hAnsi="Times New Roman" w:cs="Times New Roman"/>
+                <w:b/>
+                <w:bCs/>
+                <w:noProof/>
+                <w:kern w:val="36"/>
+                <w:lang w:val="en-GB" w:eastAsia="en-GB"/>
+                <w14:ligatures w14:val="none"/>
+              </w:rPr>
+              <w:t>05.7 Governance Risk &amp; Control Matrix (Aligned with COSO &amp; ISO 37301)</w:t>
+            </w:r>
+            <w:r>
+              <w:rPr>
+                <w:noProof/>
+                <w:webHidden/>
+              </w:rPr>
+              <w:tab/>
+            </w:r>
+            <w:r>
+              <w:rPr>
+                <w:noProof/>
+                <w:webHidden/>
+              </w:rPr>
+              <w:fldChar w:fldCharType="begin"/>
+            </w:r>
+            <w:r>
+              <w:rPr>
+                <w:noProof/>
+                <w:webHidden/>
+              </w:rPr>
+              <w:instrText xml:space="preserve"> PAGEREF _Toc224152874 \h </w:instrText>
+            </w:r>
+            <w:r>
+              <w:rPr>
+                <w:noProof/>
+                <w:webHidden/>
+              </w:rPr>
+            </w:r>
+            <w:r>
+              <w:rPr>
+                <w:noProof/>
+                <w:webHidden/>
+              </w:rPr>
+              <w:fldChar w:fldCharType="separate"/>
+            </w:r>
+            <w:r>
+              <w:rPr>
+                <w:noProof/>
+                <w:webHidden/>
+              </w:rPr>
+              <w:t>7</w:t>
+            </w:r>
+            <w:r>
+              <w:rPr>
+                <w:noProof/>
+                <w:webHidden/>
+              </w:rPr>
+              <w:fldChar w:fldCharType="end"/>
+            </w:r>
+          </w:hyperlink>
+        </w:p>
+        <w:p>
+          <w:pPr>
+            <w:pStyle w:val="TOC1"/>
+            <w:tabs>
+              <w:tab w:val="right" w:leader="dot" w:pos="9016"/>
+            </w:tabs>
+            <w:rPr>
+              <w:noProof/>
+            </w:rPr>
+          </w:pPr>
+          <w:hyperlink w:anchor="_Toc224152875" w:history="1">
+            <w:r>
+              <w:rPr>
+                <w:rStyle w:val="Hyperlink"/>
+                <w:rFonts w:ascii="Times New Roman" w:eastAsia="Times New Roman" w:hAnsi="Times New Roman" w:cs="Times New Roman"/>
+                <w:b/>
+                <w:bCs/>
+                <w:noProof/>
+                <w:kern w:val="36"/>
+                <w:lang w:val="en-GB" w:eastAsia="en-GB"/>
+                <w14:ligatures w14:val="none"/>
+              </w:rPr>
+              <w:t>05.8 KPI Dashboard Structure</w:t>
+            </w:r>
+            <w:r>
+              <w:rPr>
+                <w:noProof/>
+                <w:webHidden/>
+              </w:rPr>
+              <w:tab/>
+            </w:r>
+            <w:r>
+              <w:rPr>
+                <w:noProof/>
+                <w:webHidden/>
+              </w:rPr>
+              <w:fldChar w:fldCharType="begin"/>
+            </w:r>
+            <w:r>
+              <w:rPr>
+                <w:noProof/>
+                <w:webHidden/>
+              </w:rPr>
+              <w:instrText xml:space="preserve"> PAGEREF _Toc224152875 \h </w:instrText>
+            </w:r>
+            <w:r>
+              <w:rPr>
+                <w:noProof/>
+                <w:webHidden/>
+              </w:rPr>
+            </w:r>
+            <w:r>
+              <w:rPr>
+                <w:noProof/>
+                <w:webHidden/>
+              </w:rPr>
+              <w:fldChar w:fldCharType="separate"/>
+            </w:r>
+            <w:r>
+              <w:rPr>
+                <w:noProof/>
+                <w:webHidden/>
+              </w:rPr>
+              <w:t>7</w:t>
+            </w:r>
+            <w:r>
+              <w:rPr>
+                <w:noProof/>
+                <w:webHidden/>
+              </w:rPr>
+              <w:fldChar w:fldCharType="end"/>
+            </w:r>
+          </w:hyperlink>
+        </w:p>
+        <w:p>
+          <w:r>
+            <w:rPr>
+              <w:b/>
+              <w:bCs/>
+              <w:noProof/>
+            </w:rPr>
+            <w:fldChar w:fldCharType="end"/>
+          </w:r>
+        </w:p>
+      </w:sdtContent>
+    </w:sdt>
+    <w:p>
+      <w:pPr>
         <w:rPr>
           <w:rFonts w:ascii="Times New Roman" w:eastAsia="Times New Roman" w:hAnsi="Times New Roman" w:cs="Times New Roman"/>
           <w:b/>
@@ -98,11 +2980,56 @@
           <w:kern w:val="36"/>
           <w:sz w:val="48"/>
           <w:szCs w:val="48"/>
-          <w:lang w:val="en-GB" w:eastAsia="en-GB" w:bidi="ar-SA"/>
-          <w14:ligatures w14:val="none"/>
-        </w:rPr>
+          <w:lang w:val="en-GB" w:eastAsia="en-GB"/>
+          <w14:ligatures w14:val="none"/>
+        </w:rPr>
+      </w:pPr>
+      <w:r>
+        <w:rPr>
+          <w:rFonts w:ascii="Times New Roman" w:eastAsia="Times New Roman" w:hAnsi="Times New Roman" w:cs="Times New Roman"/>
+          <w:b/>
+          <w:bCs/>
+          <w:kern w:val="36"/>
+          <w:sz w:val="48"/>
+          <w:szCs w:val="48"/>
+          <w:lang w:val="en-GB" w:eastAsia="en-GB"/>
+          <w14:ligatures w14:val="none"/>
+        </w:rPr>
+        <w:br w:type="page"/>
+      </w:r>
+    </w:p>
+    <w:p>
+      <w:pPr>
+        <w:shd w:val="clear" w:color="auto" w:fill="0A2F41" w:themeFill="accent1" w:themeFillShade="80"/>
+        <w:spacing w:before="100" w:beforeAutospacing="1" w:after="100" w:afterAutospacing="1" w:line="240" w:lineRule="auto"/>
+        <w:outlineLvl w:val="0"/>
+        <w:rPr>
+          <w:rFonts w:ascii="Times New Roman" w:eastAsia="Times New Roman" w:hAnsi="Times New Roman" w:cs="Times New Roman"/>
+          <w:b/>
+          <w:bCs/>
+          <w:kern w:val="36"/>
+          <w:sz w:val="48"/>
+          <w:szCs w:val="48"/>
+          <w:lang w:val="en-GB" w:eastAsia="en-GB" w:bidi="ar-SA"/>
+          <w14:ligatures w14:val="none"/>
+        </w:rPr>
+      </w:pPr>
+      <w:bookmarkStart w:id="1" w:name="_Toc224152861"/>
+      <w:r>
+        <w:rPr>
+          <w:rFonts w:ascii="Times New Roman" w:eastAsia="Times New Roman" w:hAnsi="Times New Roman" w:cs="Times New Roman"/>
+          <w:b/>
+          <w:bCs/>
+          <w:kern w:val="36"/>
+          <w:sz w:val="48"/>
+          <w:szCs w:val="48"/>
+          <w:lang w:val="en-GB" w:eastAsia="en-GB" w:bidi="ar-SA"/>
+          <w14:ligatures w14:val="none"/>
+        </w:rPr>
+        <w:lastRenderedPageBreak/>
         <w:t>05_CapEx_Projects</w:t>
       </w:r>
+      <w:bookmarkEnd w:id="1"/>
     </w:p>
     <w:p>
       <w:pPr>
@@ -195,6 +3122,7 @@
           <w14:ligatures w14:val="none"/>
         </w:rPr>
       </w:pPr>
+      <w:bookmarkStart w:id="2" w:name="_Toc224152862"/>
       <w:r>
         <w:rPr>
           <w:rFonts w:ascii="Times New Roman" w:eastAsia="Times New Roman" w:hAnsi="Times New Roman" w:cs="Times New Roman"/>
@@ -208,6 +3136,7 @@
         </w:rPr>
         <w:t>05.1 CapEx Governance &amp; Policy Framework</w:t>
       </w:r>
+      <w:bookmarkEnd w:id="2"/>
     </w:p>
     <w:p>
       <w:pPr>
@@ -224,6 +3153,7 @@
           <w14:ligatures w14:val="none"/>
         </w:rPr>
       </w:pPr>
+      <w:bookmarkStart w:id="3" w:name="_Toc224152863"/>
       <w:r>
         <w:rPr>
           <w:rFonts w:ascii="Times New Roman" w:eastAsia="Times New Roman" w:hAnsi="Times New Roman" w:cs="Times New Roman"/>
@@ -237,6 +3167,7 @@
         </w:rPr>
         <w:t>05.1.1 Capital Investment Policy</w:t>
       </w:r>
+      <w:bookmarkEnd w:id="3"/>
     </w:p>
     <w:p>
       <w:pPr>
@@ -821,6 +3752,7 @@
           <w14:ligatures w14:val="none"/>
         </w:rPr>
       </w:pPr>
+      <w:bookmarkStart w:id="4" w:name="_Toc224152864"/>
       <w:r>
         <w:rPr>
           <w:rFonts w:ascii="Times New Roman" w:eastAsia="Times New Roman" w:hAnsi="Times New Roman" w:cs="Times New Roman"/>
@@ -832,9 +3764,9 @@
           <w:lang w:val="en-GB" w:eastAsia="en-GB" w:bidi="ar-SA"/>
           <w14:ligatures w14:val="none"/>
         </w:rPr>
-        <w:lastRenderedPageBreak/>
         <w:t>05.2 Project Initiation &amp; Feasibility</w:t>
       </w:r>
+      <w:bookmarkEnd w:id="4"/>
     </w:p>
     <w:p>
       <w:pPr>
@@ -851,6 +3783,7 @@
           <w14:ligatures w14:val="none"/>
         </w:rPr>
       </w:pPr>
+      <w:bookmarkStart w:id="5" w:name="_Toc224152865"/>
       <w:r>
         <w:rPr>
           <w:rFonts w:ascii="Times New Roman" w:eastAsia="Times New Roman" w:hAnsi="Times New Roman" w:cs="Times New Roman"/>
@@ -864,6 +3797,7 @@
         </w:rPr>
         <w:t>05.2.1 Project Identification Procedure</w:t>
       </w:r>
+      <w:bookmarkEnd w:id="5"/>
     </w:p>
     <w:p>
       <w:pPr>
@@ -919,6 +3853,7 @@
           <w:lang w:val="en-GB" w:eastAsia="en-GB" w:bidi="ar-SA"/>
           <w14:ligatures w14:val="none"/>
         </w:rPr>
+        <w:lastRenderedPageBreak/>
         <w:t>Strategic alignment assessment</w:t>
       </w:r>
     </w:p>
@@ -1439,6 +4374,7 @@
           <w14:ligatures w14:val="none"/>
         </w:rPr>
       </w:pPr>
+      <w:bookmarkStart w:id="6" w:name="_Toc224152866"/>
       <w:r>
         <w:rPr>
           <w:rFonts w:ascii="Times New Roman" w:eastAsia="Times New Roman" w:hAnsi="Times New Roman" w:cs="Times New Roman"/>
@@ -1452,6 +4388,7 @@
         </w:rPr>
         <w:t>05.3 Planning &amp; Design Phase</w:t>
       </w:r>
+      <w:bookmarkEnd w:id="6"/>
     </w:p>
     <w:p>
       <w:pPr>
@@ -1468,6 +4405,7 @@
           <w14:ligatures w14:val="none"/>
         </w:rPr>
       </w:pPr>
+      <w:bookmarkStart w:id="7" w:name="_Toc224152867"/>
       <w:r>
         <w:rPr>
           <w:rFonts w:ascii="Times New Roman" w:eastAsia="Times New Roman" w:hAnsi="Times New Roman" w:cs="Times New Roman"/>
@@ -1481,6 +4419,7 @@
         </w:rPr>
         <w:t>05.3.1 Project Planning Procedure</w:t>
       </w:r>
+      <w:bookmarkEnd w:id="7"/>
     </w:p>
     <w:p>
       <w:pPr>
@@ -1758,7 +4697,6 @@
           <w:lang w:val="en-GB" w:eastAsia="en-GB" w:bidi="ar-SA"/>
           <w14:ligatures w14:val="none"/>
         </w:rPr>
-        <w:lastRenderedPageBreak/>
         <w:t>05.3.1.3 Procurement Strategy</w:t>
       </w:r>
     </w:p>
@@ -1872,6 +4810,7 @@
           <w:lang w:val="en-GB" w:eastAsia="en-GB" w:bidi="ar-SA"/>
           <w14:ligatures w14:val="none"/>
         </w:rPr>
+        <w:lastRenderedPageBreak/>
         <w:t>05.3.1.4 Permits &amp; Regulatory Approvals</w:t>
       </w:r>
     </w:p>
@@ -2110,6 +5049,7 @@
           <w14:ligatures w14:val="none"/>
         </w:rPr>
       </w:pPr>
+      <w:bookmarkStart w:id="8" w:name="_Toc224152868"/>
       <w:r>
         <w:rPr>
           <w:rFonts w:ascii="Times New Roman" w:eastAsia="Times New Roman" w:hAnsi="Times New Roman" w:cs="Times New Roman"/>
@@ -2123,6 +5063,7 @@
         </w:rPr>
         <w:t>05.4 Procurement &amp; Contracting</w:t>
       </w:r>
+      <w:bookmarkEnd w:id="8"/>
     </w:p>
     <w:p>
       <w:pPr>
@@ -2139,6 +5080,7 @@
           <w14:ligatures w14:val="none"/>
         </w:rPr>
       </w:pPr>
+      <w:bookmarkStart w:id="9" w:name="_Toc224152869"/>
       <w:r>
         <w:rPr>
           <w:rFonts w:ascii="Times New Roman" w:eastAsia="Times New Roman" w:hAnsi="Times New Roman" w:cs="Times New Roman"/>
@@ -2152,6 +5094,7 @@
         </w:rPr>
         <w:t>05.4.1 Tendering Procedure</w:t>
       </w:r>
+      <w:bookmarkEnd w:id="9"/>
     </w:p>
     <w:p>
       <w:pPr>
@@ -2643,6 +5586,7 @@
           <w14:ligatures w14:val="none"/>
         </w:rPr>
       </w:pPr>
+      <w:bookmarkStart w:id="10" w:name="_Toc224152870"/>
       <w:r>
         <w:rPr>
           <w:rFonts w:ascii="Times New Roman" w:eastAsia="Times New Roman" w:hAnsi="Times New Roman" w:cs="Times New Roman"/>
@@ -2654,9 +5598,9 @@
           <w:lang w:val="en-GB" w:eastAsia="en-GB" w:bidi="ar-SA"/>
           <w14:ligatures w14:val="none"/>
         </w:rPr>
-        <w:lastRenderedPageBreak/>
         <w:t>05.5 Project Execution &amp; Monitoring</w:t>
       </w:r>
+      <w:bookmarkEnd w:id="10"/>
     </w:p>
     <w:p>
       <w:pPr>
@@ -2673,6 +5617,7 @@
           <w14:ligatures w14:val="none"/>
         </w:rPr>
       </w:pPr>
+      <w:bookmarkStart w:id="11" w:name="_Toc224152871"/>
       <w:r>
         <w:rPr>
           <w:rFonts w:ascii="Times New Roman" w:eastAsia="Times New Roman" w:hAnsi="Times New Roman" w:cs="Times New Roman"/>
@@ -2686,6 +5631,7 @@
         </w:rPr>
         <w:t>05.5.1 Construction Management Procedure</w:t>
       </w:r>
+      <w:bookmarkEnd w:id="11"/>
     </w:p>
     <w:p>
       <w:pPr>
@@ -2741,6 +5687,7 @@
           <w:lang w:val="en-GB" w:eastAsia="en-GB" w:bidi="ar-SA"/>
           <w14:ligatures w14:val="none"/>
         </w:rPr>
+        <w:lastRenderedPageBreak/>
         <w:t>Kick-off meeting</w:t>
       </w:r>
     </w:p>
@@ -3318,6 +6265,7 @@
           <w14:ligatures w14:val="none"/>
         </w:rPr>
       </w:pPr>
+      <w:bookmarkStart w:id="12" w:name="_Toc224152872"/>
       <w:r>
         <w:rPr>
           <w:rFonts w:ascii="Times New Roman" w:eastAsia="Times New Roman" w:hAnsi="Times New Roman" w:cs="Times New Roman"/>
@@ -3331,6 +6279,7 @@
         </w:rPr>
         <w:t>05.6 Handover &amp; Asset Capitalization</w:t>
       </w:r>
+      <w:bookmarkEnd w:id="12"/>
     </w:p>
     <w:p>
       <w:pPr>
@@ -3347,6 +6296,7 @@
           <w14:ligatures w14:val="none"/>
         </w:rPr>
       </w:pPr>
+      <w:bookmarkStart w:id="13" w:name="_Toc224152873"/>
       <w:r>
         <w:rPr>
           <w:rFonts w:ascii="Times New Roman" w:eastAsia="Times New Roman" w:hAnsi="Times New Roman" w:cs="Times New Roman"/>
@@ -3360,6 +6310,7 @@
         </w:rPr>
         <w:t>05.6.1 Project Close-Out Procedure</w:t>
       </w:r>
+      <w:bookmarkEnd w:id="13"/>
     </w:p>
     <w:p>
       <w:pPr>
@@ -3528,7 +6479,6 @@
           <w:lang w:val="en-GB" w:eastAsia="en-GB" w:bidi="ar-SA"/>
           <w14:ligatures w14:val="none"/>
         </w:rPr>
-        <w:lastRenderedPageBreak/>
         <w:t>Final account settlement</w:t>
       </w:r>
     </w:p>
@@ -3642,6 +6592,7 @@
           <w:lang w:val="en-GB" w:eastAsia="en-GB" w:bidi="ar-SA"/>
           <w14:ligatures w14:val="none"/>
         </w:rPr>
+        <w:lastRenderedPageBreak/>
         <w:t>Actual vs forecast ROI</w:t>
       </w:r>
     </w:p>
@@ -3852,6 +6803,7 @@
           <w14:ligatures w14:val="none"/>
         </w:rPr>
       </w:pPr>
+      <w:bookmarkStart w:id="14" w:name="_Toc224152874"/>
       <w:r>
         <w:rPr>
           <w:rFonts w:ascii="Times New Roman" w:eastAsia="Times New Roman" w:hAnsi="Times New Roman" w:cs="Times New Roman"/>
@@ -3865,6 +6817,7 @@
         </w:rPr>
         <w:t>05.7 Governance Risk &amp; Control Matrix (Aligned with COSO &amp; ISO 37301)</w:t>
       </w:r>
+      <w:bookmarkEnd w:id="14"/>
     </w:p>
     <w:tbl>
       <w:tblPr>
@@ -5057,6 +8010,7 @@
           <w14:ligatures w14:val="none"/>
         </w:rPr>
       </w:pPr>
+      <w:bookmarkStart w:id="15" w:name="_Toc224152875"/>
       <w:r>
         <w:rPr>
           <w:rFonts w:ascii="Times New Roman" w:eastAsia="Times New Roman" w:hAnsi="Times New Roman" w:cs="Times New Roman"/>
@@ -5070,6 +8024,7 @@
         </w:rPr>
         <w:t>05.8 KPI Dashboard Structure</w:t>
       </w:r>
+      <w:bookmarkEnd w:id="15"/>
     </w:p>
     <w:p>
       <w:pPr>
@@ -5236,7 +8191,6 @@
           <w:lang w:val="en-GB" w:eastAsia="en-GB" w:bidi="ar-SA"/>
           <w14:ligatures w14:val="none"/>
         </w:rPr>
-        <w:lastRenderedPageBreak/>
         <w:t>% Change Orders to Total Budget</w:t>
       </w:r>
     </w:p>
@@ -5364,6 +8318,7 @@
           <w:lang w:val="en-GB" w:eastAsia="en-GB" w:bidi="ar-SA"/>
           <w14:ligatures w14:val="none"/>
         </w:rPr>
+        <w:lastRenderedPageBreak/>
         <w:t xml:space="preserve">Convert this into </w:t>
       </w:r>
       <w:r>
@@ -5510,6 +8465,90 @@
     </w:p>
     <w:p>
       <w:pPr>
+        <w:spacing w:before="100" w:beforeAutospacing="1" w:after="100" w:afterAutospacing="1" w:line="240" w:lineRule="auto"/>
+        <w:rPr>
+          <w:rFonts w:ascii="Times New Roman" w:eastAsia="Times New Roman" w:hAnsi="Times New Roman" w:cs="Times New Roman"/>
+          <w:color w:val="C00000"/>
+          <w:kern w:val="0"/>
+          <w:sz w:val="24"/>
+          <w:szCs w:val="24"/>
+          <w:highlight w:val="yellow"/>
+          <w:lang w:val="en-GB" w:eastAsia="en-GB" w:bidi="ar-SA"/>
+          <w14:ligatures w14:val="none"/>
+        </w:rPr>
+      </w:pPr>
+      <w:r>
+        <w:rPr>
+          <w:rFonts w:ascii="Times New Roman" w:eastAsia="Times New Roman" w:hAnsi="Times New Roman" w:cs="Times New Roman"/>
+          <w:color w:val="C00000"/>
+          <w:kern w:val="0"/>
+          <w:sz w:val="24"/>
+          <w:szCs w:val="24"/>
+          <w:highlight w:val="yellow"/>
+          <w:lang w:val="en-GB" w:eastAsia="en-GB" w:bidi="ar-SA"/>
+          <w14:ligatures w14:val="none"/>
+        </w:rPr>
+        <w:t>Forms and templates</w:t>
+      </w:r>
+    </w:p>
+    <w:p>
+      <w:pPr>
+        <w:rPr>
+          <w:rFonts w:ascii="Times New Roman" w:eastAsia="Times New Roman" w:hAnsi="Times New Roman" w:cs="Times New Roman"/>
+          <w:color w:val="C00000"/>
+          <w:kern w:val="0"/>
+          <w:sz w:val="24"/>
+          <w:szCs w:val="24"/>
+          <w:highlight w:val="yellow"/>
+          <w:lang w:val="en-GB" w:eastAsia="en-GB" w:bidi="ar-SA"/>
+          <w14:ligatures w14:val="none"/>
+        </w:rPr>
+      </w:pPr>
+      <w:r>
+        <w:rPr>
+          <w:rFonts w:ascii="Times New Roman" w:eastAsia="Times New Roman" w:hAnsi="Times New Roman" w:cs="Times New Roman"/>
+          <w:color w:val="C00000"/>
+          <w:kern w:val="0"/>
+          <w:sz w:val="24"/>
+          <w:szCs w:val="24"/>
+          <w:highlight w:val="yellow"/>
+          <w:lang w:val="en-GB" w:eastAsia="en-GB" w:bidi="ar-SA"/>
+          <w14:ligatures w14:val="none"/>
+        </w:rPr>
+        <w:br w:type="page"/>
+      </w:r>
+    </w:p>
+    <w:p>
+      <w:pPr>
+        <w:spacing w:before="100" w:beforeAutospacing="1" w:after="100" w:afterAutospacing="1" w:line="240" w:lineRule="auto"/>
+        <w:rPr>
+          <w:rFonts w:ascii="Times New Roman" w:eastAsia="Times New Roman" w:hAnsi="Times New Roman" w:cs="Times New Roman"/>
+          <w:color w:val="C00000"/>
+          <w:kern w:val="0"/>
+          <w:sz w:val="24"/>
+          <w:szCs w:val="24"/>
+          <w:highlight w:val="yellow"/>
+          <w:lang w:val="en-GB" w:eastAsia="en-GB" w:bidi="ar-SA"/>
+          <w14:ligatures w14:val="none"/>
+        </w:rPr>
+      </w:pPr>
+      <w:r>
+        <w:rPr>
+          <w:rFonts w:ascii="Times New Roman" w:eastAsia="Times New Roman" w:hAnsi="Times New Roman" w:cs="Times New Roman"/>
+          <w:color w:val="C00000"/>
+          <w:kern w:val="0"/>
+          <w:sz w:val="24"/>
+          <w:szCs w:val="24"/>
+          <w:highlight w:val="yellow"/>
+          <w:lang w:val="en-GB" w:eastAsia="en-GB" w:bidi="ar-SA"/>
+          <w14:ligatures w14:val="none"/>
+        </w:rPr>
+        <w:lastRenderedPageBreak/>
+        <w:t>End of document</w:t>
+      </w:r>
+    </w:p>
+    <w:p>
+      <w:pPr>
         <w:pBdr>
           <w:bottom w:val="single" w:sz="6" w:space="1" w:color="auto"/>
         </w:pBdr>
@@ -5580,6 +8619,78 @@
         </w:rPr>
         <w:t>Bottom of Form</w:t>
       </w:r>
+    </w:p>
+    <w:p>
+      <w:pPr>
+        <w:pBdr>
+          <w:top w:val="single" w:sz="6" w:space="1" w:color="auto"/>
+        </w:pBdr>
+        <w:spacing w:after="0" w:line="240" w:lineRule="auto"/>
+        <w:jc w:val="center"/>
+        <w:rPr>
+          <w:rFonts w:ascii="Arial" w:eastAsia="Times New Roman" w:hAnsi="Arial" w:cs="Arial"/>
+          <w:vanish/>
+          <w:kern w:val="0"/>
+          <w:sz w:val="16"/>
+          <w:szCs w:val="16"/>
+          <w:lang w:val="en-GB" w:eastAsia="en-GB" w:bidi="ar-SA"/>
+          <w14:ligatures w14:val="none"/>
+        </w:rPr>
+      </w:pPr>
+    </w:p>
+    <w:p>
+      <w:pPr>
+        <w:pBdr>
+          <w:top w:val="single" w:sz="6" w:space="1" w:color="auto"/>
+        </w:pBdr>
+        <w:spacing w:after="0" w:line="240" w:lineRule="auto"/>
+        <w:jc w:val="center"/>
+        <w:rPr>
+          <w:rFonts w:ascii="Arial" w:eastAsia="Times New Roman" w:hAnsi="Arial" w:cs="Arial"/>
+          <w:vanish/>
+          <w:kern w:val="0"/>
+          <w:sz w:val="16"/>
+          <w:szCs w:val="16"/>
+          <w:lang w:val="en-GB" w:eastAsia="en-GB" w:bidi="ar-SA"/>
+          <w14:ligatures w14:val="none"/>
+        </w:rPr>
+      </w:pPr>
+    </w:p>
+    <w:p>
+      <w:pPr>
+        <w:pBdr>
+          <w:top w:val="single" w:sz="6" w:space="1" w:color="auto"/>
+        </w:pBdr>
+        <w:spacing w:after="0" w:line="240" w:lineRule="auto"/>
+        <w:jc w:val="center"/>
+        <w:rPr>
+          <w:rFonts w:ascii="Arial" w:eastAsia="Times New Roman" w:hAnsi="Arial" w:cs="Arial"/>
+          <w:vanish/>
+          <w:kern w:val="0"/>
+          <w:sz w:val="16"/>
+          <w:szCs w:val="16"/>
+          <w:lang w:val="en-GB" w:eastAsia="en-GB" w:bidi="ar-SA"/>
+          <w14:ligatures w14:val="none"/>
+        </w:rPr>
+      </w:pPr>
+    </w:p>
+    <w:p>
+      <w:pPr>
+        <w:pBdr>
+          <w:top w:val="single" w:sz="6" w:space="1" w:color="auto"/>
+        </w:pBdr>
+        <w:spacing w:after="0" w:line="240" w:lineRule="auto"/>
+        <w:jc w:val="center"/>
+        <w:rPr>
+          <w:rFonts w:ascii="Arial" w:eastAsia="Times New Roman" w:hAnsi="Arial" w:cs="Arial"/>
+          <w:vanish/>
+          <w:kern w:val="0"/>
+          <w:sz w:val="16"/>
+          <w:szCs w:val="16"/>
+          <w:lang w:val="en-GB" w:eastAsia="en-GB" w:bidi="ar-SA"/>
+          <w14:ligatures w14:val="none"/>
+        </w:rPr>
+      </w:pPr>
     </w:p>
     <w:p/>
     <w:sectPr>
@@ -11018,6 +14129,75 @@
       </w:tcPr>
     </w:tblStylePr>
   </w:style>
+  <w:style w:type="paragraph" w:styleId="TOCHeading">
+    <w:name w:val="TOC Heading"/>
+    <w:basedOn w:val="Heading1"/>
+    <w:next w:val="Normal"/>
+    <w:uiPriority w:val="39"/>
+    <w:unhideWhenUsed/>
+    <w:qFormat/>
+    <w:rsid w:val="00535FED"/>
+    <w:pPr>
+      <w:spacing w:before="240" w:after="0"/>
+      <w:outlineLvl w:val="9"/>
+    </w:pPr>
+    <w:rPr>
+      <w:kern w:val="0"/>
+      <w:sz w:val="32"/>
+      <w:szCs w:val="32"/>
+      <w:lang w:bidi="ar-SA"/>
+      <w14:ligatures w14:val="none"/>
+    </w:rPr>
+  </w:style>
+  <w:style w:type="paragraph" w:styleId="TOC1">
+    <w:name w:val="toc 1"/>
+    <w:basedOn w:val="Normal"/>
+    <w:next w:val="Normal"/>
+    <w:autoRedefine/>
+    <w:uiPriority w:val="39"/>
+    <w:unhideWhenUsed/>
+    <w:rsid w:val="00535FED"/>
+    <w:pPr>
+      <w:spacing w:after="100"/>
+    </w:pPr>
+  </w:style>
+  <w:style w:type="paragraph" w:styleId="TOC2">
+    <w:name w:val="toc 2"/>
+    <w:basedOn w:val="Normal"/>
+    <w:next w:val="Normal"/>
+    <w:autoRedefine/>
+    <w:uiPriority w:val="39"/>
+    <w:unhideWhenUsed/>
+    <w:rsid w:val="00535FED"/>
+    <w:pPr>
+      <w:spacing w:after="100"/>
+      <w:ind w:left="220"/>
+    </w:pPr>
+  </w:style>
+  <w:style w:type="paragraph" w:styleId="TOC3">
+    <w:name w:val="toc 3"/>
+    <w:basedOn w:val="Normal"/>
+    <w:next w:val="Normal"/>
+    <w:autoRedefine/>
+    <w:uiPriority w:val="39"/>
+    <w:unhideWhenUsed/>
+    <w:rsid w:val="00535FED"/>
+    <w:pPr>
+      <w:spacing w:after="100"/>
+      <w:ind w:left="440"/>
+    </w:pPr>
+  </w:style>
+  <w:style w:type="character" w:styleId="Hyperlink">
+    <w:name w:val="Hyperlink"/>
+    <w:basedOn w:val="DefaultParagraphFont"/>
+    <w:uiPriority w:val="99"/>
+    <w:unhideWhenUsed/>
+    <w:rsid w:val="00535FED"/>
+    <w:rPr>
+      <w:color w:val="467886" w:themeColor="hyperlink"/>
+      <w:u w:val="single"/>
+    </w:rPr>
+  </w:style>
 </w:styles>
 </file>
 

--- a/documents/word/05_CapEx.docx
+++ b/documents/word/05_CapEx.docx
@@ -352,7 +352,18 @@
                 <w:lang w:val="en-GB" w:eastAsia="en-GB" w:bidi="ar-SA"/>
                 <w14:ligatures w14:val="none"/>
               </w:rPr>
-              <w:t>RAM-PROC-013</w:t>
+              <w:t>RAM-PROC-0</w:t>
+            </w:r>
+            <w:r>
+              <w:rPr>
+                <w:rFonts w:ascii="Times New Roman" w:eastAsia="Times New Roman" w:hAnsi="Times New Roman" w:cs="Times New Roman"/>
+                <w:kern w:val="0"/>
+                <w:sz w:val="24"/>
+                <w:szCs w:val="24"/>
+                <w:lang w:val="en-GB" w:eastAsia="en-GB" w:bidi="ar-SA"/>
+                <w14:ligatures w14:val="none"/>
+              </w:rPr>
+              <w:t>5</w:t>
             </w:r>
           </w:p>
         </w:tc>
@@ -1737,6 +1748,15 @@
     </w:p>
     <w:sdt>
       <w:sdtPr>
+        <w:rPr>
+          <w:rFonts w:asciiTheme="minorHAnsi" w:eastAsiaTheme="minorHAnsi" w:hAnsiTheme="minorHAnsi" w:cstheme="minorBidi"/>
+          <w:color w:val="auto"/>
+          <w:kern w:val="2"/>
+          <w:sz w:val="22"/>
+          <w:szCs w:val="22"/>
+          <w:lang w:bidi="ar-EG"/>
+          <w14:ligatures w14:val="standardContextual"/>
+        </w:rPr>
         <w:id w:val="1304504042"/>
         <w:docPartObj>
           <w:docPartGallery w:val="Table of Contents"/>
@@ -1745,16 +1765,9 @@
       </w:sdtPr>
       <w:sdtEndPr>
         <w:rPr>
-          <w:rFonts w:asciiTheme="minorHAnsi" w:eastAsiaTheme="minorHAnsi" w:hAnsiTheme="minorHAnsi" w:cstheme="minorBidi"/>
           <w:b/>
           <w:bCs/>
           <w:noProof/>
-          <w:color w:val="auto"/>
-          <w:kern w:val="2"/>
-          <w:sz w:val="22"/>
-          <w:szCs w:val="22"/>
-          <w:lang w:bidi="ar-EG"/>
-          <w14:ligatures w14:val="standardContextual"/>
         </w:rPr>
       </w:sdtEndPr>
       <w:sdtContent>
